--- a/paper/manuscript.docx
+++ b/paper/manuscript.docx
@@ -43,23 +43,38 @@
       </w:pPr>
       <w:r>
         <w:rPr>
-          <w:bCs/>
-          <w:b/>
-        </w:rPr>
-        <w:t xml:space="preserve">Sudaroli Dhananjeyan</w:t>
-      </w:r>
-      <w:r>
-        <w:t xml:space="preserve">, T. John Institute of Technology</w:t>
-      </w:r>
-      <w:r>
-        <w:t xml:space="preserve"> </w:t>
-      </w:r>
-      <w:r>
-        <w:rPr>
           <w:iCs/>
           <w:i/>
         </w:rPr>
-        <w:t xml:space="preserve">(co-authors to be listed)</w:t>
+        <w:t xml:space="preserve">Author block withheld for double-blind review. Camera-ready front matter — full</w:t>
+      </w:r>
+      <w:r>
+        <w:rPr>
+          <w:iCs/>
+          <w:i/>
+        </w:rPr>
+        <w:t xml:space="preserve"> </w:t>
+      </w:r>
+      <w:r>
+        <w:rPr>
+          <w:iCs/>
+          <w:i/>
+        </w:rPr>
+        <w:t xml:space="preserve">author list, affiliations, corresponding author and the repository URL — is</w:t>
+      </w:r>
+      <w:r>
+        <w:rPr>
+          <w:iCs/>
+          <w:i/>
+        </w:rPr>
+        <w:t xml:space="preserve"> </w:t>
+      </w:r>
+      <w:r>
+        <w:rPr>
+          <w:iCs/>
+          <w:i/>
+        </w:rPr>
+        <w:t xml:space="preserve">pending and must be completed before submission.</w:t>
       </w:r>
     </w:p>
     <w:p>
@@ -191,7 +206,7 @@
         <w:t xml:space="preserve"> </w:t>
       </w:r>
       <w:r>
-        <w:t xml:space="preserve">parameters, and is nine characters of code — scores</w:t>
+        <w:t xml:space="preserve">parameters, and is one line of code — scores</w:t>
       </w:r>
       <w:r>
         <w:t xml:space="preserve"> </w:t>
@@ -279,13 +294,13 @@
         <w:t xml:space="preserve"> </w:t>
       </w:r>
       <w:r>
-        <w:t xml:space="preserve">in total, while the two timing</w:t>
-      </w:r>
-      <w:r>
-        <w:t xml:space="preserve"> </w:t>
-      </w:r>
-      <w:r>
-        <w:t xml:space="preserve">terms contribute</w:t>
+        <w:t xml:space="preserve">to a video-blind submission,</w:t>
+      </w:r>
+      <w:r>
+        <w:t xml:space="preserve"> </w:t>
+      </w:r>
+      <w:r>
+        <w:t xml:space="preserve">while the two timing terms contribute</w:t>
       </w:r>
       <w:r>
         <w:t xml:space="preserve"> </w:t>
@@ -317,31 +332,49 @@
         <w:t xml:space="preserve"> </w:t>
       </w:r>
       <w:r>
-        <w:t xml:space="preserve">as much. Score falls linearly in</w:t>
-      </w:r>
-      <w:r>
-        <w:t xml:space="preserve"> </w:t>
-      </w:r>
-      <w:r>
-        <w:t xml:space="preserve">the frame at which risk crosses the threshold, at 0.016647 per frame, and this</w:t>
-      </w:r>
-      <w:r>
-        <w:t xml:space="preserve"> </w:t>
-      </w:r>
-      <w:r>
-        <w:t xml:space="preserve">one-parameter model predicts independently submitted curves to within 6×10⁻⁵.</w:t>
-      </w:r>
-      <w:r>
-        <w:t xml:space="preserve"> </w:t>
-      </w:r>
-      <w:r>
-        <w:t xml:space="preserve">The same procedure recovers a property of the withheld ground truth: the</w:t>
-      </w:r>
-      <w:r>
-        <w:t xml:space="preserve"> </w:t>
-      </w:r>
-      <w:r>
-        <w:t xml:space="preserve">accident onset lies between frames 100 and 140 in essentially every clip, with a</w:t>
+        <w:t xml:space="preserve">as much.</w:t>
+      </w:r>
+      <w:r>
+        <w:t xml:space="preserve"> </w:t>
+      </w:r>
+      <w:r>
+        <w:t xml:space="preserve">Score falls linearly in the frame at which risk crosses the threshold, at</w:t>
+      </w:r>
+      <w:r>
+        <w:t xml:space="preserve"> </w:t>
+      </w:r>
+      <w:r>
+        <w:t xml:space="preserve">0.016647 per frame, and this model predicts three held-out step-like curves to</w:t>
+      </w:r>
+      <w:r>
+        <w:t xml:space="preserve"> </w:t>
+      </w:r>
+      <w:r>
+        <w:t xml:space="preserve">within 7×10⁻³. It does not predict a linear ramp, which crosses at the same</w:t>
+      </w:r>
+      <w:r>
+        <w:t xml:space="preserve"> </w:t>
+      </w:r>
+      <w:r>
+        <w:t xml:space="preserve">frame as a step yet scores 0.037 lower; we report that discrepancy rather than</w:t>
+      </w:r>
+      <w:r>
+        <w:t xml:space="preserve"> </w:t>
+      </w:r>
+      <w:r>
+        <w:t xml:space="preserve">smooth it, since it bounds how far the crossing-frame model can be pushed. The</w:t>
+      </w:r>
+      <w:r>
+        <w:t xml:space="preserve"> </w:t>
+      </w:r>
+      <w:r>
+        <w:t xml:space="preserve">same procedure recovers a property of the withheld ground truth: the accident</w:t>
+      </w:r>
+      <w:r>
+        <w:t xml:space="preserve"> </w:t>
+      </w:r>
+      <w:r>
+        <w:t xml:space="preserve">onset lies between frames 100 and 140 in essentially every accident clip, with a</w:t>
       </w:r>
       <w:r>
         <w:t xml:space="preserve"> </w:t>
@@ -794,19 +827,47 @@
         <w:t xml:space="preserve"> </w:t>
       </w:r>
       <w:r>
-        <w:t xml:space="preserve">five of thirteen teams. Every number in this paper was computed by the</w:t>
-      </w:r>
-      <w:r>
-        <w:t xml:space="preserve"> </w:t>
-      </w:r>
-      <w:r>
-        <w:t xml:space="preserve">competition’s own scoring service against ground truth we do not have. We</w:t>
-      </w:r>
-      <w:r>
-        <w:t xml:space="preserve"> </w:t>
-      </w:r>
-      <w:r>
-        <w:t xml:space="preserve">implemented none of the metrics we report.</w:t>
+        <w:t xml:space="preserve">five of thirteen teams. Every</w:t>
+      </w:r>
+      <w:r>
+        <w:t xml:space="preserve"> </w:t>
+      </w:r>
+      <w:r>
+        <w:rPr>
+          <w:iCs/>
+          <w:i/>
+        </w:rPr>
+        <w:t xml:space="preserve">leaderboard score</w:t>
+      </w:r>
+      <w:r>
+        <w:t xml:space="preserve"> </w:t>
+      </w:r>
+      <w:r>
+        <w:t xml:space="preserve">in this paper was computed</w:t>
+      </w:r>
+      <w:r>
+        <w:t xml:space="preserve"> </w:t>
+      </w:r>
+      <w:r>
+        <w:t xml:space="preserve">by the competition’s own scoring service against ground truth we do not have;</w:t>
+      </w:r>
+      <w:r>
+        <w:t xml:space="preserve"> </w:t>
+      </w:r>
+      <w:r>
+        <w:t xml:space="preserve">we implemented none of the metrics. All derived quantities — the</w:t>
+      </w:r>
+      <w:r>
+        <w:t xml:space="preserve"> </w:t>
+      </w:r>
+      <w:r>
+        <w:t xml:space="preserve">decomposition, the fit, the ratios — are our arithmetic on those scores, and</w:t>
+      </w:r>
+      <w:r>
+        <w:t xml:space="preserve"> </w:t>
+      </w:r>
+      <w:r>
+        <w:t xml:space="preserve">we mark them as such.</w:t>
       </w:r>
     </w:p>
     <w:p>
@@ -857,13 +918,19 @@
         <w:t xml:space="preserve"> </w:t>
       </w:r>
       <w:r>
-        <w:t xml:space="preserve">support of the accident-onset distribution. The recovered model predicts</w:t>
-      </w:r>
-      <w:r>
-        <w:t xml:space="preserve"> </w:t>
-      </w:r>
-      <w:r>
-        <w:t xml:space="preserve">held-out submissions to 6×10⁻⁵.</w:t>
+        <w:t xml:space="preserve">support of the accident-onset distribution — and we report the one place the</w:t>
+      </w:r>
+      <w:r>
+        <w:t xml:space="preserve"> </w:t>
+      </w:r>
+      <w:r>
+        <w:t xml:space="preserve">recovered model fails, which locates the residual structure it does not yet</w:t>
+      </w:r>
+      <w:r>
+        <w:t xml:space="preserve"> </w:t>
+      </w:r>
+      <w:r>
+        <w:t xml:space="preserve">capture.</w:t>
       </w:r>
     </w:p>
     <w:p>
@@ -1155,10 +1222,22 @@
         <w:rPr>
           <w:rStyle w:val="VerbatimChar"/>
         </w:rPr>
-        <w:t xml:space="preserve">t = 1..T</w:t>
-      </w:r>
-      <w:r>
-        <w:t xml:space="preserve">. It is judged on whether it assigns high risk to</w:t>
+        <w:t xml:space="preserve">t = 0..T−1</w:t>
+      </w:r>
+      <w:r>
+        <w:t xml:space="preserve">. Frame indices are 0-based throughout this paper,</w:t>
+      </w:r>
+      <w:r>
+        <w:t xml:space="preserve"> </w:t>
+      </w:r>
+      <w:r>
+        <w:t xml:space="preserve">because one frame is worth 0.0166 of score here and an off-by-one would exceed</w:t>
+      </w:r>
+      <w:r>
+        <w:t xml:space="preserve"> </w:t>
+      </w:r>
+      <w:r>
+        <w:t xml:space="preserve">every residual we report. It is judged on whether it assigns high risk to</w:t>
       </w:r>
       <w:r>
         <w:t xml:space="preserve"> </w:t>
@@ -1505,7 +1584,25 @@
         <w:t xml:space="preserve"> </w:t>
       </w:r>
       <w:r>
-        <w:t xml:space="preserve">same splits, which is how the experiments below were run.</w:t>
+        <w:t xml:space="preserve">same splits, which is how the experiments below were run. All competition</w:t>
+      </w:r>
+      <w:r>
+        <w:t xml:space="preserve"> </w:t>
+      </w:r>
+      <w:r>
+        <w:t xml:space="preserve">figures in this section were read from the competition’s own Overview,</w:t>
+      </w:r>
+      <w:r>
+        <w:t xml:space="preserve"> </w:t>
+      </w:r>
+      <w:r>
+        <w:t xml:space="preserve">Evaluation, Data and Leaderboard pages on 31 August 2026; archived copies</w:t>
+      </w:r>
+      <w:r>
+        <w:t xml:space="preserve"> </w:t>
+      </w:r>
+      <w:r>
+        <w:t xml:space="preserve">accompany the submission.</w:t>
       </w:r>
     </w:p>
     <w:tbl>
@@ -1951,13 +2048,13 @@
         <w:t xml:space="preserve"> </w:t>
       </w:r>
       <w:r>
-        <w:t xml:space="preserve">for all 1,417 clips. It scores 0.58333. That a blind ramp is the published</w:t>
-      </w:r>
-      <w:r>
-        <w:t xml:space="preserve"> </w:t>
-      </w:r>
-      <w:r>
-        <w:t xml:space="preserve">starting point is unremarkable; that it is not obviously distinguishable</w:t>
+        <w:t xml:space="preserve">for all 1,417 clips; it reads no pixels. That a blind ramp is the published</w:t>
+      </w:r>
+      <w:r>
+        <w:t xml:space="preserve"> </w:t>
+      </w:r>
+      <w:r>
+        <w:t xml:space="preserve">starting point is unremarkable in itself; that it is not distinguishable</w:t>
       </w:r>
       <w:r>
         <w:t xml:space="preserve"> </w:t>
@@ -1988,6 +2085,50 @@
       </w:r>
       <w:r>
         <w:t xml:space="preserve">from the entries above it is the subject of this paper.</w:t>
+      </w:r>
+    </w:p>
+    <w:p>
+      <w:pPr>
+        <w:pStyle w:val="BodyText"/>
+      </w:pPr>
+      <w:r>
+        <w:t xml:space="preserve">We note one thing we cannot yet resolve. The leaderboard carries a benchmark row</w:t>
+      </w:r>
+      <w:r>
+        <w:t xml:space="preserve"> </w:t>
+      </w:r>
+      <w:r>
+        <w:t xml:space="preserve">scoring 0.58333, and it is tempting to attribute that score to</w:t>
+      </w:r>
+      <w:r>
+        <w:t xml:space="preserve"> </w:t>
+      </w:r>
+      <w:r>
+        <w:rPr>
+          <w:rStyle w:val="VerbatimChar"/>
+        </w:rPr>
+        <w:t xml:space="preserve">sample_submission.csv</w:t>
+      </w:r>
+      <w:r>
+        <w:t xml:space="preserve">. Nothing published says so, and our own ramp — which</w:t>
+      </w:r>
+      <w:r>
+        <w:t xml:space="preserve"> </w:t>
+      </w:r>
+      <w:r>
+        <w:t xml:space="preserve">crosses the threshold at the same frame — scored 1.06725, so the attribution</w:t>
+      </w:r>
+      <w:r>
+        <w:t xml:space="preserve"> </w:t>
+      </w:r>
+      <w:r>
+        <w:t xml:space="preserve">would contradict our own measurements. We therefore make no claim about what the</w:t>
+      </w:r>
+      <w:r>
+        <w:t xml:space="preserve"> </w:t>
+      </w:r>
+      <w:r>
+        <w:t xml:space="preserve">benchmark row is, and have submitted the organisers’ file verbatim to settle it.</w:t>
       </w:r>
     </w:p>
     <w:p>
@@ -2460,7 +2601,7 @@
           <w:bCs/>
           <w:b/>
         </w:rPr>
-        <w:t xml:space="preserve">constant across clips, so every one of them induces the same (empty) ordering</w:t>
+        <w:t xml:space="preserve">identical across clips, so — provided the scorer reduces each 150-value curve to</w:t>
       </w:r>
       <w:r>
         <w:rPr>
@@ -2474,25 +2615,113 @@
           <w:bCs/>
           <w:b/>
         </w:rPr>
-        <w:t xml:space="preserve">over clips and therefore earns identical AP and identical AUC.</w:t>
-      </w:r>
-      <w:r>
-        <w:t xml:space="preserve"> </w:t>
-      </w:r>
-      <w:r>
-        <w:t xml:space="preserve">Whatever those</w:t>
-      </w:r>
-      <w:r>
-        <w:t xml:space="preserve"> </w:t>
-      </w:r>
-      <w:r>
-        <w:t xml:space="preserve">terms are worth, they are worth the same to all of them, and they cancel exactly</w:t>
-      </w:r>
-      <w:r>
-        <w:t xml:space="preserve"> </w:t>
-      </w:r>
-      <w:r>
-        <w:t xml:space="preserve">in any difference between two members of the family.</w:t>
+        <w:t xml:space="preserve">one clip-level score by any deterministic function of that curve — every</w:t>
+      </w:r>
+      <w:r>
+        <w:rPr>
+          <w:bCs/>
+          <w:b/>
+        </w:rPr>
+        <w:t xml:space="preserve"> </w:t>
+      </w:r>
+      <w:r>
+        <w:rPr>
+          <w:bCs/>
+          <w:b/>
+        </w:rPr>
+        <w:t xml:space="preserve">submission in the family produces an all-way tie among clips, and therefore</w:t>
+      </w:r>
+      <w:r>
+        <w:rPr>
+          <w:bCs/>
+          <w:b/>
+        </w:rPr>
+        <w:t xml:space="preserve"> </w:t>
+      </w:r>
+      <w:r>
+        <w:rPr>
+          <w:bCs/>
+          <w:b/>
+        </w:rPr>
+        <w:t xml:space="preserve">earns identical AP and identical AUC.</w:t>
+      </w:r>
+      <w:r>
+        <w:t xml:space="preserve"> </w:t>
+      </w:r>
+      <w:r>
+        <w:t xml:space="preserve">Whatever those terms are worth, they are</w:t>
+      </w:r>
+      <w:r>
+        <w:t xml:space="preserve"> </w:t>
+      </w:r>
+      <w:r>
+        <w:t xml:space="preserve">worth the same to all of them, and they cancel exactly in any difference between</w:t>
+      </w:r>
+      <w:r>
+        <w:t xml:space="preserve"> </w:t>
+      </w:r>
+      <w:r>
+        <w:t xml:space="preserve">two members of the family.</w:t>
+      </w:r>
+    </w:p>
+    <w:p>
+      <w:pPr>
+        <w:pStyle w:val="BodyText"/>
+      </w:pPr>
+      <w:r>
+        <w:t xml:space="preserve">Two assumptions are doing work here and we state them rather than assume them.</w:t>
+      </w:r>
+      <w:r>
+        <w:t xml:space="preserve"> </w:t>
+      </w:r>
+      <w:r>
+        <w:t xml:space="preserve">The first is that the reduction is clip-level at all: if AP and AUC were instead</w:t>
+      </w:r>
+      <w:r>
+        <w:t xml:space="preserve"> </w:t>
+      </w:r>
+      <w:r>
+        <w:t xml:space="preserve">pooled over all 1,417 × 150 frames against per-frame labels, curve</w:t>
+      </w:r>
+      <w:r>
+        <w:t xml:space="preserve"> </w:t>
+      </w:r>
+      <w:r>
+        <w:rPr>
+          <w:iCs/>
+          <w:i/>
+        </w:rPr>
+        <w:t xml:space="preserve">shape</w:t>
+      </w:r>
+      <w:r>
+        <w:t xml:space="preserve"> </w:t>
+      </w:r>
+      <w:r>
+        <w:t xml:space="preserve">would</w:t>
+      </w:r>
+      <w:r>
+        <w:t xml:space="preserve"> </w:t>
+      </w:r>
+      <w:r>
+        <w:t xml:space="preserve">enter them and the cancellation would fail. §5.3 reports a result that tests</w:t>
+      </w:r>
+      <w:r>
+        <w:t xml:space="preserve"> </w:t>
+      </w:r>
+      <w:r>
+        <w:t xml:space="preserve">this, and §5.3 also reports one observation the assumption does not explain. The</w:t>
+      </w:r>
+      <w:r>
+        <w:t xml:space="preserve"> </w:t>
+      </w:r>
+      <w:r>
+        <w:t xml:space="preserve">second is that the all-way tie is resolved conventionally (rank-averaging for</w:t>
+      </w:r>
+      <w:r>
+        <w:t xml:space="preserve"> </w:t>
+      </w:r>
+      <w:r>
+        <w:t xml:space="preserve">AUC, giving 0.5; base rate for AP).</w:t>
       </w:r>
     </w:p>
     <w:p>
@@ -2789,19 +3018,25 @@
         <w:t xml:space="preserve"> </w:t>
       </w:r>
       <w:r>
-        <w:t xml:space="preserve">(0.51 throughout except a ten-frame dip to 0.49</w:t>
-      </w:r>
-      <w:r>
-        <w:t xml:space="preserve"> </w:t>
-      </w:r>
-      <w:r>
-        <w:t xml:space="preserve">at one third of the clip), pushes the STTA reference point back while leaving</w:t>
-      </w:r>
-      <w:r>
-        <w:t xml:space="preserve"> </w:t>
-      </w:r>
-      <w:r>
-        <w:t xml:space="preserve">TTA untouched, and provides a consistency check on the attribution.</w:t>
+        <w:t xml:space="preserve">(0.51 throughout except a dip to 0.49 across</w:t>
+      </w:r>
+      <w:r>
+        <w:t xml:space="preserve"> </w:t>
+      </w:r>
+      <w:r>
+        <w:t xml:space="preserve">frames 50–59), pushes the STTA reference point back to frame 60 while leaving</w:t>
+      </w:r>
+      <w:r>
+        <w:t xml:space="preserve"> </w:t>
+      </w:r>
+      <w:r>
+        <w:t xml:space="preserve">TTA untouched, and provides a consistency check on the attribution. It is</w:t>
+      </w:r>
+      <w:r>
+        <w:t xml:space="preserve"> </w:t>
+      </w:r>
+      <w:r>
+        <w:t xml:space="preserve">reported, with its result, in §5.2.</w:t>
       </w:r>
     </w:p>
     <w:p>
@@ -2844,7 +3079,7 @@
         <w:pStyle w:val="BodyText"/>
       </w:pPr>
       <w:r>
-        <w:t xml:space="preserve">The instrument also checks itself.</w:t>
+        <w:t xml:space="preserve">The instrument also checks itself:</w:t>
       </w:r>
       <w:r>
         <w:t xml:space="preserve"> </w:t>
@@ -2880,16 +3115,13 @@
         <w:t xml:space="preserve"> </w:t>
       </w:r>
       <w:r>
-        <w:t xml:space="preserve">different files describing the same curve, and they receive identical public and</w:t>
-      </w:r>
-      <w:r>
-        <w:t xml:space="preserve"> </w:t>
-      </w:r>
-      <w:r>
-        <w:t xml:space="preserve">private scores;</w:t>
-      </w:r>
-      <w:r>
-        <w:t xml:space="preserve"> </w:t>
+        <w:t xml:space="preserve">separately generated files describing the same curve, and they receive identical</w:t>
+      </w:r>
+      <w:r>
+        <w:t xml:space="preserve"> </w:t>
+      </w:r>
+      <w:r>
+        <w:t xml:space="preserve">public and private scores. (</w:t>
       </w:r>
       <w:r>
         <w:rPr>
@@ -2901,7 +3133,7 @@
         <w:t xml:space="preserve"> </w:t>
       </w:r>
       <w:r>
-        <w:t xml:space="preserve">and</w:t>
+        <w:t xml:space="preserve">also scores identically to</w:t>
       </w:r>
       <w:r>
         <w:t xml:space="preserve"> </w:t>
@@ -2913,22 +3145,59 @@
         <w:t xml:space="preserve">never_crosses</w:t>
       </w:r>
       <w:r>
-        <w:t xml:space="preserve"> </w:t>
-      </w:r>
-      <w:r>
-        <w:t xml:space="preserve">are different curves that</w:t>
-      </w:r>
-      <w:r>
-        <w:t xml:space="preserve"> </w:t>
-      </w:r>
-      <w:r>
-        <w:t xml:space="preserve">should both forfeit all timing credit, and they too score identically. Both</w:t>
-      </w:r>
-      <w:r>
-        <w:t xml:space="preserve"> </w:t>
-      </w:r>
-      <w:r>
-        <w:t xml:space="preserve">agreements are exact to five decimals.</w:t>
+        <w:t xml:space="preserve">, but we use that equality as a</w:t>
+      </w:r>
+      <w:r>
+        <w:t xml:space="preserve"> </w:t>
+      </w:r>
+      <w:r>
+        <w:rPr>
+          <w:iCs/>
+          <w:i/>
+        </w:rPr>
+        <w:t xml:space="preserve">measurement</w:t>
+      </w:r>
+      <w:r>
+        <w:t xml:space="preserve"> </w:t>
+      </w:r>
+      <w:r>
+        <w:t xml:space="preserve">in §5.4 and so</w:t>
+      </w:r>
+      <w:r>
+        <w:t xml:space="preserve"> </w:t>
+      </w:r>
+      <w:r>
+        <w:t xml:space="preserve">cannot also count it as a validity check.) Throughout,</w:t>
+      </w:r>
+      <w:r>
+        <w:t xml:space="preserve"> </w:t>
+      </w:r>
+      <w:r>
+        <w:t xml:space="preserve">“</w:t>
+      </w:r>
+      <w:r>
+        <w:t xml:space="preserve">identical</w:t>
+      </w:r>
+      <w:r>
+        <w:t xml:space="preserve">”</w:t>
+      </w:r>
+      <w:r>
+        <w:t xml:space="preserve"> </w:t>
+      </w:r>
+      <w:r>
+        <w:t xml:space="preserve">means</w:t>
+      </w:r>
+      <w:r>
+        <w:t xml:space="preserve"> </w:t>
+      </w:r>
+      <w:r>
+        <w:t xml:space="preserve">agreeing at the five decimal places the leaderboard displays, which is all the</w:t>
+      </w:r>
+      <w:r>
+        <w:t xml:space="preserve"> </w:t>
+      </w:r>
+      <w:r>
+        <w:t xml:space="preserve">precision it exposes.</w:t>
       </w:r>
     </w:p>
     <w:bookmarkEnd w:id="31"/>
@@ -3136,13 +3405,21 @@
         <w:t xml:space="preserve">private split (≈70% of the test data), against labels no entrant holds.</w:t>
       </w:r>
     </w:p>
-    <w:bookmarkStart w:id="35" w:name="a-constant-ties-for-eighth-place"/>
+    <w:bookmarkStart w:id="35" w:name="X72f5ed2c54d3865a7cbeaf7ce79ab03d0d801c1"/>
     <w:p>
       <w:pPr>
         <w:pStyle w:val="Heading3"/>
       </w:pPr>
       <w:r>
-        <w:t xml:space="preserve">5.1 A constant ties for eighth place</w:t>
+        <w:t xml:space="preserve">5.1 A constant matches the eighth-placed score</w:t>
+      </w:r>
+    </w:p>
+    <w:p>
+      <w:pPr>
+        <w:pStyle w:val="FirstParagraph"/>
+      </w:pPr>
+      <w:r>
+        <w:t xml:space="preserve">The final private leaderboard, as published:</w:t>
       </w:r>
     </w:p>
     <w:tbl>
@@ -3497,10 +3774,6 @@
               <w:jc w:val="left"/>
             </w:pPr>
             <w:r>
-              <w:rPr>
-                <w:bCs/>
-                <w:b/>
-              </w:rPr>
               <w:t xml:space="preserve">2.35291</w:t>
             </w:r>
           </w:p>
@@ -3515,6 +3788,196 @@
               <w:jc w:val="left"/>
             </w:pPr>
             <w:r>
+              <w:t xml:space="preserve">9</w:t>
+            </w:r>
+          </w:p>
+        </w:tc>
+        <w:tc>
+          <w:tcPr/>
+          <w:p>
+            <w:pPr>
+              <w:pStyle w:val="Compact"/>
+              <w:jc w:val="left"/>
+            </w:pPr>
+            <w:r>
+              <w:t xml:space="preserve">SuryaInBytes (this work)</w:t>
+            </w:r>
+          </w:p>
+        </w:tc>
+        <w:tc>
+          <w:tcPr/>
+          <w:p>
+            <w:pPr>
+              <w:pStyle w:val="Compact"/>
+              <w:jc w:val="left"/>
+            </w:pPr>
+            <w:r>
+              <w:t xml:space="preserve">2.00585</w:t>
+            </w:r>
+          </w:p>
+        </w:tc>
+      </w:tr>
+      <w:tr>
+        <w:tc>
+          <w:tcPr/>
+          <w:p>
+            <w:pPr>
+              <w:pStyle w:val="Compact"/>
+              <w:jc w:val="left"/>
+            </w:pPr>
+            <w:r>
+              <w:t xml:space="preserve">10</w:t>
+            </w:r>
+          </w:p>
+        </w:tc>
+        <w:tc>
+          <w:tcPr/>
+          <w:p>
+            <w:pPr>
+              <w:pStyle w:val="Compact"/>
+              <w:jc w:val="left"/>
+            </w:pPr>
+            <w:r>
+              <w:t xml:space="preserve">Song_Ren</w:t>
+            </w:r>
+          </w:p>
+        </w:tc>
+        <w:tc>
+          <w:tcPr/>
+          <w:p>
+            <w:pPr>
+              <w:pStyle w:val="Compact"/>
+              <w:jc w:val="left"/>
+            </w:pPr>
+            <w:r>
+              <w:t xml:space="preserve">1.46008</w:t>
+            </w:r>
+          </w:p>
+        </w:tc>
+      </w:tr>
+      <w:tr>
+        <w:tc>
+          <w:tcPr/>
+          <w:p>
+            <w:pPr>
+              <w:pStyle w:val="Compact"/>
+              <w:jc w:val="left"/>
+            </w:pPr>
+            <w:r>
+              <w:t xml:space="preserve">11</w:t>
+            </w:r>
+          </w:p>
+        </w:tc>
+        <w:tc>
+          <w:tcPr/>
+          <w:p>
+            <w:pPr>
+              <w:pStyle w:val="Compact"/>
+              <w:jc w:val="left"/>
+            </w:pPr>
+            <w:r>
+              <w:t xml:space="preserve">WDL</w:t>
+            </w:r>
+          </w:p>
+        </w:tc>
+        <w:tc>
+          <w:tcPr/>
+          <w:p>
+            <w:pPr>
+              <w:pStyle w:val="Compact"/>
+              <w:jc w:val="left"/>
+            </w:pPr>
+            <w:r>
+              <w:t xml:space="preserve">1.35992</w:t>
+            </w:r>
+          </w:p>
+        </w:tc>
+      </w:tr>
+      <w:tr>
+        <w:tc>
+          <w:tcPr/>
+          <w:p>
+            <w:pPr>
+              <w:pStyle w:val="Compact"/>
+              <w:jc w:val="left"/>
+            </w:pPr>
+            <w:r>
+              <w:t xml:space="preserve">12</w:t>
+            </w:r>
+          </w:p>
+        </w:tc>
+        <w:tc>
+          <w:tcPr/>
+          <w:p>
+            <w:pPr>
+              <w:pStyle w:val="Compact"/>
+              <w:jc w:val="left"/>
+            </w:pPr>
+            <w:r>
+              <w:t xml:space="preserve">YooHyun.2</w:t>
+            </w:r>
+          </w:p>
+        </w:tc>
+        <w:tc>
+          <w:tcPr/>
+          <w:p>
+            <w:pPr>
+              <w:pStyle w:val="Compact"/>
+              <w:jc w:val="left"/>
+            </w:pPr>
+            <w:r>
+              <w:t xml:space="preserve">1.04203</w:t>
+            </w:r>
+          </w:p>
+        </w:tc>
+      </w:tr>
+      <w:tr>
+        <w:tc>
+          <w:tcPr/>
+          <w:p>
+            <w:pPr>
+              <w:pStyle w:val="Compact"/>
+              <w:jc w:val="left"/>
+            </w:pPr>
+            <w:r>
+              <w:t xml:space="preserve">13</w:t>
+            </w:r>
+          </w:p>
+        </w:tc>
+        <w:tc>
+          <w:tcPr/>
+          <w:p>
+            <w:pPr>
+              <w:pStyle w:val="Compact"/>
+              <w:jc w:val="left"/>
+            </w:pPr>
+            <w:r>
+              <w:t xml:space="preserve">Ratnachand Kancharla</w:t>
+            </w:r>
+          </w:p>
+        </w:tc>
+        <w:tc>
+          <w:tcPr/>
+          <w:p>
+            <w:pPr>
+              <w:pStyle w:val="Compact"/>
+              <w:jc w:val="left"/>
+            </w:pPr>
+            <w:r>
+              <w:t xml:space="preserve">1.03913</w:t>
+            </w:r>
+          </w:p>
+        </w:tc>
+      </w:tr>
+      <w:tr>
+        <w:tc>
+          <w:tcPr/>
+          <w:p>
+            <w:pPr>
+              <w:pStyle w:val="Compact"/>
+              <w:jc w:val="left"/>
+            </w:pPr>
+            <w:r>
               <w:t xml:space="preserve">—</w:t>
             </w:r>
           </w:p>
@@ -3526,259 +3989,17 @@
               <w:pStyle w:val="Compact"/>
               <w:jc w:val="left"/>
             </w:pPr>
+            <w:r>
+              <w:t xml:space="preserve">benchmark row (</w:t>
+            </w:r>
             <w:r>
               <w:rPr>
                 <w:rStyle w:val="VerbatimChar"/>
-                <w:bCs/>
-                <w:b/>
               </w:rPr>
-              <w:t xml:space="preserve">constant_0.51</w:t>
-            </w:r>
-            <w:r>
-              <w:rPr>
-                <w:bCs/>
-                <w:b/>
-              </w:rPr>
-              <w:t xml:space="preserve"> </w:t>
-            </w:r>
-            <w:r>
-              <w:rPr>
-                <w:bCs/>
-                <w:b/>
-              </w:rPr>
-              <w:t xml:space="preserve">(this work, video-blind)</w:t>
-            </w:r>
-          </w:p>
-        </w:tc>
-        <w:tc>
-          <w:tcPr/>
-          <w:p>
-            <w:pPr>
-              <w:pStyle w:val="Compact"/>
-              <w:jc w:val="left"/>
-            </w:pPr>
-            <w:r>
-              <w:rPr>
-                <w:bCs/>
-                <w:b/>
-              </w:rPr>
-              <w:t xml:space="preserve">2.35291</w:t>
-            </w:r>
-          </w:p>
-        </w:tc>
-      </w:tr>
-      <w:tr>
-        <w:tc>
-          <w:tcPr/>
-          <w:p>
-            <w:pPr>
-              <w:pStyle w:val="Compact"/>
-              <w:jc w:val="left"/>
-            </w:pPr>
-            <w:r>
-              <w:t xml:space="preserve">9</w:t>
-            </w:r>
-          </w:p>
-        </w:tc>
-        <w:tc>
-          <w:tcPr/>
-          <w:p>
-            <w:pPr>
-              <w:pStyle w:val="Compact"/>
-              <w:jc w:val="left"/>
-            </w:pPr>
-            <w:r>
-              <w:t xml:space="preserve">SuryaInBytes (this work)</w:t>
-            </w:r>
-          </w:p>
-        </w:tc>
-        <w:tc>
-          <w:tcPr/>
-          <w:p>
-            <w:pPr>
-              <w:pStyle w:val="Compact"/>
-              <w:jc w:val="left"/>
-            </w:pPr>
-            <w:r>
-              <w:t xml:space="preserve">2.00585</w:t>
-            </w:r>
-          </w:p>
-        </w:tc>
-      </w:tr>
-      <w:tr>
-        <w:tc>
-          <w:tcPr/>
-          <w:p>
-            <w:pPr>
-              <w:pStyle w:val="Compact"/>
-              <w:jc w:val="left"/>
-            </w:pPr>
-            <w:r>
-              <w:t xml:space="preserve">10</w:t>
-            </w:r>
-          </w:p>
-        </w:tc>
-        <w:tc>
-          <w:tcPr/>
-          <w:p>
-            <w:pPr>
-              <w:pStyle w:val="Compact"/>
-              <w:jc w:val="left"/>
-            </w:pPr>
-            <w:r>
-              <w:t xml:space="preserve">Song_Ren</w:t>
-            </w:r>
-          </w:p>
-        </w:tc>
-        <w:tc>
-          <w:tcPr/>
-          <w:p>
-            <w:pPr>
-              <w:pStyle w:val="Compact"/>
-              <w:jc w:val="left"/>
-            </w:pPr>
-            <w:r>
-              <w:t xml:space="preserve">1.46008</w:t>
-            </w:r>
-          </w:p>
-        </w:tc>
-      </w:tr>
-      <w:tr>
-        <w:tc>
-          <w:tcPr/>
-          <w:p>
-            <w:pPr>
-              <w:pStyle w:val="Compact"/>
-              <w:jc w:val="left"/>
-            </w:pPr>
-            <w:r>
-              <w:t xml:space="preserve">11</w:t>
-            </w:r>
-          </w:p>
-        </w:tc>
-        <w:tc>
-          <w:tcPr/>
-          <w:p>
-            <w:pPr>
-              <w:pStyle w:val="Compact"/>
-              <w:jc w:val="left"/>
-            </w:pPr>
-            <w:r>
-              <w:t xml:space="preserve">WDL</w:t>
-            </w:r>
-          </w:p>
-        </w:tc>
-        <w:tc>
-          <w:tcPr/>
-          <w:p>
-            <w:pPr>
-              <w:pStyle w:val="Compact"/>
-              <w:jc w:val="left"/>
-            </w:pPr>
-            <w:r>
-              <w:t xml:space="preserve">1.35992</w:t>
-            </w:r>
-          </w:p>
-        </w:tc>
-      </w:tr>
-      <w:tr>
-        <w:tc>
-          <w:tcPr/>
-          <w:p>
-            <w:pPr>
-              <w:pStyle w:val="Compact"/>
-              <w:jc w:val="left"/>
-            </w:pPr>
-            <w:r>
-              <w:t xml:space="preserve">12</w:t>
-            </w:r>
-          </w:p>
-        </w:tc>
-        <w:tc>
-          <w:tcPr/>
-          <w:p>
-            <w:pPr>
-              <w:pStyle w:val="Compact"/>
-              <w:jc w:val="left"/>
-            </w:pPr>
-            <w:r>
-              <w:t xml:space="preserve">YooHyun.2</w:t>
-            </w:r>
-          </w:p>
-        </w:tc>
-        <w:tc>
-          <w:tcPr/>
-          <w:p>
-            <w:pPr>
-              <w:pStyle w:val="Compact"/>
-              <w:jc w:val="left"/>
-            </w:pPr>
-            <w:r>
-              <w:t xml:space="preserve">1.04203</w:t>
-            </w:r>
-          </w:p>
-        </w:tc>
-      </w:tr>
-      <w:tr>
-        <w:tc>
-          <w:tcPr/>
-          <w:p>
-            <w:pPr>
-              <w:pStyle w:val="Compact"/>
-              <w:jc w:val="left"/>
-            </w:pPr>
-            <w:r>
-              <w:t xml:space="preserve">13</w:t>
-            </w:r>
-          </w:p>
-        </w:tc>
-        <w:tc>
-          <w:tcPr/>
-          <w:p>
-            <w:pPr>
-              <w:pStyle w:val="Compact"/>
-              <w:jc w:val="left"/>
-            </w:pPr>
-            <w:r>
-              <w:t xml:space="preserve">Ratnachand Kancharla</w:t>
-            </w:r>
-          </w:p>
-        </w:tc>
-        <w:tc>
-          <w:tcPr/>
-          <w:p>
-            <w:pPr>
-              <w:pStyle w:val="Compact"/>
-              <w:jc w:val="left"/>
-            </w:pPr>
-            <w:r>
-              <w:t xml:space="preserve">1.03913</w:t>
-            </w:r>
-          </w:p>
-        </w:tc>
-      </w:tr>
-      <w:tr>
-        <w:tc>
-          <w:tcPr/>
-          <w:p>
-            <w:pPr>
-              <w:pStyle w:val="Compact"/>
-              <w:jc w:val="left"/>
-            </w:pPr>
-            <w:r>
-              <w:t xml:space="preserve">—</w:t>
-            </w:r>
-          </w:p>
-        </w:tc>
-        <w:tc>
-          <w:tcPr/>
-          <w:p>
-            <w:pPr>
-              <w:pStyle w:val="Compact"/>
-              <w:jc w:val="left"/>
-            </w:pPr>
-            <w:r>
-              <w:t xml:space="preserve">organisers’ sample submission</w:t>
+              <w:t xml:space="preserve">submission.csv</w:t>
+            </w:r>
+            <w:r>
+              <w:t xml:space="preserve">)</w:t>
             </w:r>
           </w:p>
         </w:tc>
@@ -3801,112 +4022,13 @@
         <w:pStyle w:val="BodyText"/>
       </w:pPr>
       <w:r>
-        <w:t xml:space="preserve">Three readings of this table, in increasing order of importance.</w:t>
-      </w:r>
-    </w:p>
-    <w:p>
-      <w:pPr>
-        <w:pStyle w:val="BodyText"/>
-      </w:pPr>
-      <w:r>
-        <w:rPr>
-          <w:bCs/>
-          <w:b/>
-        </w:rPr>
-        <w:t xml:space="preserve">The weak reading.</w:t>
-      </w:r>
-      <w:r>
-        <w:t xml:space="preserve"> </w:t>
-      </w:r>
-      <w:r>
-        <w:t xml:space="preserve">A submission with no parameters and no input outscores</w:t>
-      </w:r>
-      <w:r>
-        <w:t xml:space="preserve"> </w:t>
-      </w:r>
-      <w:r>
-        <w:t xml:space="preserve">five of thirteen teams.</w:t>
-      </w:r>
-    </w:p>
-    <w:p>
-      <w:pPr>
-        <w:pStyle w:val="BodyText"/>
-      </w:pPr>
-      <w:r>
-        <w:rPr>
-          <w:bCs/>
-          <w:b/>
-        </w:rPr>
-        <w:t xml:space="preserve">The stronger reading.</w:t>
-      </w:r>
-      <w:r>
-        <w:t xml:space="preserve"> </w:t>
-      </w:r>
-      <w:r>
-        <w:t xml:space="preserve">The gap between first place and the video-blind</w:t>
-      </w:r>
-      <w:r>
-        <w:t xml:space="preserve"> </w:t>
-      </w:r>
-      <w:r>
-        <w:t xml:space="preserve">constant is 0.14874. Whatever the winning system extracts from 1,417 videos,</w:t>
-      </w:r>
-      <w:r>
-        <w:t xml:space="preserve"> </w:t>
-      </w:r>
-      <w:r>
-        <w:t xml:space="preserve">150 frames each, three modalities, the metric values it at</w:t>
-      </w:r>
-      <w:r>
-        <w:t xml:space="preserve"> </w:t>
-      </w:r>
-      <w:r>
-        <w:rPr>
-          <w:bCs/>
-          <w:b/>
-        </w:rPr>
-        <w:t xml:space="preserve">5.9% of the score</w:t>
-      </w:r>
-      <w:r>
-        <w:rPr>
-          <w:bCs/>
-          <w:b/>
-        </w:rPr>
-        <w:t xml:space="preserve"> </w:t>
-      </w:r>
-      <w:r>
-        <w:rPr>
-          <w:bCs/>
-          <w:b/>
-        </w:rPr>
-        <w:t xml:space="preserve">it awards that system</w:t>
-      </w:r>
-      <w:r>
-        <w:t xml:space="preserve">. The other 94.1% is available for free.</w:t>
-      </w:r>
-    </w:p>
-    <w:p>
-      <w:pPr>
-        <w:pStyle w:val="BodyText"/>
-      </w:pPr>
-      <w:r>
-        <w:rPr>
-          <w:bCs/>
-          <w:b/>
-        </w:rPr>
-        <w:t xml:space="preserve">The strongest reading, and the one that generalises.</w:t>
-      </w:r>
-      <w:r>
-        <w:t xml:space="preserve"> </w:t>
-      </w:r>
-      <w:r>
-        <w:t xml:space="preserve">As shown in §2.3, the</w:t>
-      </w:r>
-      <w:r>
-        <w:t xml:space="preserve"> </w:t>
-      </w:r>
-      <w:r>
-        <w:t xml:space="preserve">constant is not a good baseline that happens to score well — it is the</w:t>
+        <w:t xml:space="preserve">Our video-blind controls, submitted after the deadline and scored by the same</w:t>
+      </w:r>
+      <w:r>
+        <w:t xml:space="preserve"> </w:t>
+      </w:r>
+      <w:r>
+        <w:t xml:space="preserve">service against the same private split, are</w:t>
       </w:r>
       <w:r>
         <w:t xml:space="preserve"> </w:t>
@@ -3916,61 +4038,19 @@
           <w:iCs/>
           <w:i/>
         </w:rPr>
-        <w:t xml:space="preserve">exact</w:t>
-      </w:r>
-      <w:r>
-        <w:rPr>
-          <w:iCs/>
-          <w:i/>
-        </w:rPr>
-        <w:t xml:space="preserve"> </w:t>
-      </w:r>
-      <w:r>
-        <w:rPr>
-          <w:iCs/>
-          <w:i/>
-        </w:rPr>
-        <w:t xml:space="preserve">maximiser</w:t>
-      </w:r>
-      <w:r>
-        <w:t xml:space="preserve"> </w:t>
-      </w:r>
-      <w:r>
-        <w:t xml:space="preserve">of both timing terms, simultaneously, on every clip. No submission</w:t>
-      </w:r>
-      <w:r>
-        <w:t xml:space="preserve"> </w:t>
-      </w:r>
-      <w:r>
-        <w:t xml:space="preserve">can exceed it on those terms. The ranking above the constant is therefore</w:t>
-      </w:r>
-      <w:r>
-        <w:t xml:space="preserve"> </w:t>
-      </w:r>
-      <w:r>
-        <w:t xml:space="preserve">decided entirely by AP and AUC, which we show below are worth 0.35105 in total.</w:t>
-      </w:r>
-      <w:r>
-        <w:t xml:space="preserve"> </w:t>
-      </w:r>
-      <w:r>
-        <w:t xml:space="preserve">The visible spread among the top eight teams, 0.149, is a contest conducted</w:t>
-      </w:r>
-      <w:r>
-        <w:t xml:space="preserve"> </w:t>
-      </w:r>
-      <w:r>
-        <w:t xml:space="preserve">inside a 0.351-point envelope that sits on top of a 2.002-point constant.</w:t>
-      </w:r>
-    </w:p>
-    <w:bookmarkEnd w:id="35"/>
-    <w:bookmarkStart w:id="36" w:name="the-decomposition"/>
-    <w:p>
-      <w:pPr>
-        <w:pStyle w:val="Heading3"/>
-      </w:pPr>
-      <w:r>
-        <w:t xml:space="preserve">5.2 The decomposition</w:t>
+        <w:t xml:space="preserve">not</w:t>
+      </w:r>
+      <w:r>
+        <w:t xml:space="preserve"> </w:t>
+      </w:r>
+      <w:r>
+        <w:t xml:space="preserve">leaderboard entries and are</w:t>
+      </w:r>
+      <w:r>
+        <w:t xml:space="preserve"> </w:t>
+      </w:r>
+      <w:r>
+        <w:t xml:space="preserve">reported separately:</w:t>
       </w:r>
     </w:p>
     <w:tbl>
@@ -3996,7 +4076,7 @@
               <w:jc w:val="left"/>
             </w:pPr>
             <w:r>
-              <w:t xml:space="preserve">Probe</w:t>
+              <w:t xml:space="preserve">Video-blind control</w:t>
             </w:r>
           </w:p>
         </w:tc>
@@ -4009,6 +4089,70 @@
             </w:pPr>
             <w:r>
               <w:t xml:space="preserve">Private score</w:t>
+            </w:r>
+          </w:p>
+        </w:tc>
+      </w:tr>
+      <w:tr>
+        <w:tc>
+          <w:tcPr/>
+          <w:p>
+            <w:pPr>
+              <w:pStyle w:val="Compact"/>
+              <w:jc w:val="left"/>
+            </w:pPr>
+            <w:r>
+              <w:rPr>
+                <w:rStyle w:val="VerbatimChar"/>
+                <w:bCs/>
+                <w:b/>
+              </w:rPr>
+              <w:t xml:space="preserve">constant_0.51</w:t>
+            </w:r>
+          </w:p>
+        </w:tc>
+        <w:tc>
+          <w:tcPr/>
+          <w:p>
+            <w:pPr>
+              <w:pStyle w:val="Compact"/>
+              <w:jc w:val="left"/>
+            </w:pPr>
+            <w:r>
+              <w:rPr>
+                <w:bCs/>
+                <w:b/>
+              </w:rPr>
+              <w:t xml:space="preserve">2.35291</w:t>
+            </w:r>
+          </w:p>
+        </w:tc>
+      </w:tr>
+      <w:tr>
+        <w:tc>
+          <w:tcPr/>
+          <w:p>
+            <w:pPr>
+              <w:pStyle w:val="Compact"/>
+              <w:jc w:val="left"/>
+            </w:pPr>
+            <w:r>
+              <w:rPr>
+                <w:rStyle w:val="VerbatimChar"/>
+              </w:rPr>
+              <w:t xml:space="preserve">linear_ramp</w:t>
+            </w:r>
+          </w:p>
+        </w:tc>
+        <w:tc>
+          <w:tcPr/>
+          <w:p>
+            <w:pPr>
+              <w:pStyle w:val="Compact"/>
+              <w:jc w:val="left"/>
+            </w:pPr>
+            <w:r>
+              <w:t xml:space="preserve">1.06725</w:t>
             </w:r>
           </w:p>
         </w:tc>
@@ -4042,129 +4186,242 @@
           </w:p>
         </w:tc>
       </w:tr>
-      <w:tr>
-        <w:tc>
-          <w:tcPr/>
-          <w:p>
-            <w:pPr>
-              <w:pStyle w:val="Compact"/>
-              <w:jc w:val="left"/>
-            </w:pPr>
-            <w:r>
-              <w:rPr>
-                <w:rStyle w:val="VerbatimChar"/>
-              </w:rPr>
-              <w:t xml:space="preserve">cross_then_drop</w:t>
-            </w:r>
-          </w:p>
-        </w:tc>
-        <w:tc>
-          <w:tcPr/>
-          <w:p>
-            <w:pPr>
-              <w:pStyle w:val="Compact"/>
-              <w:jc w:val="left"/>
-            </w:pPr>
-            <w:r>
-              <w:t xml:space="preserve">1.22698</w:t>
-            </w:r>
-          </w:p>
-        </w:tc>
-      </w:tr>
-      <w:tr>
-        <w:tc>
-          <w:tcPr/>
-          <w:p>
-            <w:pPr>
-              <w:pStyle w:val="Compact"/>
-              <w:jc w:val="left"/>
-            </w:pPr>
-            <w:r>
-              <w:rPr>
-                <w:rStyle w:val="VerbatimChar"/>
-              </w:rPr>
-              <w:t xml:space="preserve">cross_then_dip</w:t>
-            </w:r>
-          </w:p>
-        </w:tc>
-        <w:tc>
-          <w:tcPr/>
-          <w:p>
-            <w:pPr>
-              <w:pStyle w:val="Compact"/>
-              <w:jc w:val="left"/>
-            </w:pPr>
-            <w:r>
-              <w:t xml:space="preserve">1.85347</w:t>
-            </w:r>
-          </w:p>
-        </w:tc>
-      </w:tr>
-      <w:tr>
-        <w:tc>
-          <w:tcPr/>
-          <w:p>
-            <w:pPr>
-              <w:pStyle w:val="Compact"/>
-              <w:jc w:val="left"/>
-            </w:pPr>
-            <w:r>
-              <w:rPr>
-                <w:rStyle w:val="VerbatimChar"/>
-              </w:rPr>
-              <w:t xml:space="preserve">constant_0.51</w:t>
-            </w:r>
-          </w:p>
-        </w:tc>
-        <w:tc>
-          <w:tcPr/>
-          <w:p>
-            <w:pPr>
-              <w:pStyle w:val="Compact"/>
-              <w:jc w:val="left"/>
-            </w:pPr>
-            <w:r>
-              <w:t xml:space="preserve">2.35291</w:t>
-            </w:r>
-          </w:p>
-        </w:tc>
-      </w:tr>
-      <w:tr>
-        <w:tc>
-          <w:tcPr/>
-          <w:p>
-            <w:pPr>
-              <w:pStyle w:val="Compact"/>
-              <w:jc w:val="left"/>
-            </w:pPr>
-            <w:r>
-              <w:rPr>
-                <w:rStyle w:val="VerbatimChar"/>
-              </w:rPr>
-              <w:t xml:space="preserve">constant_0.99</w:t>
-            </w:r>
-          </w:p>
-        </w:tc>
-        <w:tc>
-          <w:tcPr/>
-          <w:p>
-            <w:pPr>
-              <w:pStyle w:val="Compact"/>
-              <w:jc w:val="left"/>
-            </w:pPr>
-            <w:r>
-              <w:t xml:space="preserve">2.35291</w:t>
-            </w:r>
-          </w:p>
-        </w:tc>
-      </w:tr>
     </w:tbl>
     <w:p>
       <w:pPr>
         <w:pStyle w:val="BodyText"/>
       </w:pPr>
       <w:r>
-        <w:t xml:space="preserve">Differencing as in §4.2:</w:t>
+        <w:t xml:space="preserve">The constant’s score and the eighth-placed team’s score agree at the precision</w:t>
+      </w:r>
+      <w:r>
+        <w:t xml:space="preserve"> </w:t>
+      </w:r>
+      <w:r>
+        <w:t xml:space="preserve">the leaderboard displays. Per §1.2, the single inference we draw is that the</w:t>
+      </w:r>
+      <w:r>
+        <w:t xml:space="preserve"> </w:t>
+      </w:r>
+      <w:r>
+        <w:t xml:space="preserve">metric assigns those two submissions the same value; we do not infer anything</w:t>
+      </w:r>
+      <w:r>
+        <w:t xml:space="preserve"> </w:t>
+      </w:r>
+      <w:r>
+        <w:t xml:space="preserve">about what the team submitted, and we note that a whole family of curves — every</w:t>
+      </w:r>
+      <w:r>
+        <w:t xml:space="preserve"> </w:t>
+      </w:r>
+      <w:r>
+        <w:t xml:space="preserve">curve exceeding 0.5 at frame 0 that never dips — receives that same value.</w:t>
+      </w:r>
+    </w:p>
+    <w:p>
+      <w:pPr>
+        <w:pStyle w:val="BodyText"/>
+      </w:pPr>
+      <w:r>
+        <w:t xml:space="preserve">Three readings of these tables, in increasing order of importance.</w:t>
+      </w:r>
+    </w:p>
+    <w:p>
+      <w:pPr>
+        <w:pStyle w:val="BodyText"/>
+      </w:pPr>
+      <w:r>
+        <w:rPr>
+          <w:bCs/>
+          <w:b/>
+        </w:rPr>
+        <w:t xml:space="preserve">The weak reading.</w:t>
+      </w:r>
+      <w:r>
+        <w:t xml:space="preserve"> </w:t>
+      </w:r>
+      <w:r>
+        <w:t xml:space="preserve">A submission with no parameters and no input outscores</w:t>
+      </w:r>
+      <w:r>
+        <w:t xml:space="preserve"> </w:t>
+      </w:r>
+      <w:r>
+        <w:t xml:space="preserve">five of thirteen teams.</w:t>
+      </w:r>
+    </w:p>
+    <w:p>
+      <w:pPr>
+        <w:pStyle w:val="BodyText"/>
+      </w:pPr>
+      <w:r>
+        <w:rPr>
+          <w:bCs/>
+          <w:b/>
+        </w:rPr>
+        <w:t xml:space="preserve">The stronger reading.</w:t>
+      </w:r>
+      <w:r>
+        <w:t xml:space="preserve"> </w:t>
+      </w:r>
+      <w:r>
+        <w:t xml:space="preserve">The gap between first place and the video-blind</w:t>
+      </w:r>
+      <w:r>
+        <w:t xml:space="preserve"> </w:t>
+      </w:r>
+      <w:r>
+        <w:t xml:space="preserve">constant is</w:t>
+      </w:r>
+      <w:r>
+        <w:t xml:space="preserve"> </w:t>
+      </w:r>
+      <w:r>
+        <w:rPr>
+          <w:bCs/>
+          <w:b/>
+        </w:rPr>
+        <w:t xml:space="preserve">0.14874</w:t>
+      </w:r>
+      <w:r>
+        <w:t xml:space="preserve">. Whatever the winning system extracts from 1,417 clips,</w:t>
+      </w:r>
+      <w:r>
+        <w:t xml:space="preserve"> </w:t>
+      </w:r>
+      <w:r>
+        <w:t xml:space="preserve">150 frames each, three modalities, the metric values it at 5.9% of the score it</w:t>
+      </w:r>
+      <w:r>
+        <w:t xml:space="preserve"> </w:t>
+      </w:r>
+      <w:r>
+        <w:t xml:space="preserve">awards that system. We quote the difference first and the percentage second on</w:t>
+      </w:r>
+      <w:r>
+        <w:t xml:space="preserve"> </w:t>
+      </w:r>
+      <w:r>
+        <w:t xml:space="preserve">purpose: the metric is a weighted sum with no meaningful origin, so a ratio of</w:t>
+      </w:r>
+      <w:r>
+        <w:t xml:space="preserve"> </w:t>
+      </w:r>
+      <w:r>
+        <w:t xml:space="preserve">two scores can be made to say almost anything by shifting the scale. The</w:t>
+      </w:r>
+      <w:r>
+        <w:t xml:space="preserve"> </w:t>
+      </w:r>
+      <w:r>
+        <w:t xml:space="preserve">difference and the decomposition below are scale-free; the percentage is a</w:t>
+      </w:r>
+      <w:r>
+        <w:t xml:space="preserve"> </w:t>
+      </w:r>
+      <w:r>
+        <w:t xml:space="preserve">convenience, not evidence.</w:t>
+      </w:r>
+    </w:p>
+    <w:p>
+      <w:pPr>
+        <w:pStyle w:val="BodyText"/>
+      </w:pPr>
+      <w:r>
+        <w:rPr>
+          <w:bCs/>
+          <w:b/>
+        </w:rPr>
+        <w:t xml:space="preserve">The strongest reading, and the one that generalises.</w:t>
+      </w:r>
+      <w:r>
+        <w:t xml:space="preserve"> </w:t>
+      </w:r>
+      <w:r>
+        <w:t xml:space="preserve">As shown in §2.3, the</w:t>
+      </w:r>
+      <w:r>
+        <w:t xml:space="preserve"> </w:t>
+      </w:r>
+      <w:r>
+        <w:t xml:space="preserve">constant is not a good baseline that happens to score well — it is the</w:t>
+      </w:r>
+      <w:r>
+        <w:t xml:space="preserve"> </w:t>
+      </w:r>
+      <w:r>
+        <w:rPr>
+          <w:iCs/>
+          <w:i/>
+        </w:rPr>
+        <w:t xml:space="preserve">exact</w:t>
+      </w:r>
+      <w:r>
+        <w:rPr>
+          <w:iCs/>
+          <w:i/>
+        </w:rPr>
+        <w:t xml:space="preserve"> </w:t>
+      </w:r>
+      <w:r>
+        <w:rPr>
+          <w:iCs/>
+          <w:i/>
+        </w:rPr>
+        <w:t xml:space="preserve">maximiser</w:t>
+      </w:r>
+      <w:r>
+        <w:t xml:space="preserve"> </w:t>
+      </w:r>
+      <w:r>
+        <w:t xml:space="preserve">of both timing terms, simultaneously, on every clip. No submission</w:t>
+      </w:r>
+      <w:r>
+        <w:t xml:space="preserve"> </w:t>
+      </w:r>
+      <w:r>
+        <w:t xml:space="preserve">can exceed it on those terms; a submission can only match it, and then compete</w:t>
+      </w:r>
+      <w:r>
+        <w:t xml:space="preserve"> </w:t>
+      </w:r>
+      <w:r>
+        <w:t xml:space="preserve">on AP and AUC. Every point of separation visible on this leaderboard above</w:t>
+      </w:r>
+      <w:r>
+        <w:t xml:space="preserve"> </w:t>
+      </w:r>
+      <w:r>
+        <w:t xml:space="preserve">2.35291 must therefore have come from the discrimination terms, and §5.2 shows</w:t>
+      </w:r>
+      <w:r>
+        <w:t xml:space="preserve"> </w:t>
+      </w:r>
+      <w:r>
+        <w:t xml:space="preserve">those terms are worth 0.35105 to a blind submission. The 0.14874 that separates</w:t>
+      </w:r>
+      <w:r>
+        <w:t xml:space="preserve"> </w:t>
+      </w:r>
+      <w:r>
+        <w:t xml:space="preserve">first place from a constant is what the discrimination terms bought the winner</w:t>
+      </w:r>
+      <w:r>
+        <w:t xml:space="preserve"> </w:t>
+      </w:r>
+      <w:r>
+        <w:t xml:space="preserve">above chance.</w:t>
+      </w:r>
+    </w:p>
+    <w:bookmarkEnd w:id="35"/>
+    <w:bookmarkStart w:id="36" w:name="the-decomposition"/>
+    <w:p>
+      <w:pPr>
+        <w:pStyle w:val="Heading3"/>
+      </w:pPr>
+      <w:r>
+        <w:t xml:space="preserve">5.2 The decomposition</w:t>
       </w:r>
     </w:p>
     <w:tbl>
@@ -4190,19 +4447,19 @@
               <w:jc w:val="left"/>
             </w:pPr>
             <w:r>
-              <w:t xml:space="preserve">Component</w:t>
-            </w:r>
-          </w:p>
-        </w:tc>
-        <w:tc>
-          <w:tcPr/>
-          <w:p>
-            <w:pPr>
-              <w:pStyle w:val="Compact"/>
-              <w:jc w:val="left"/>
-            </w:pPr>
-            <w:r>
-              <w:t xml:space="preserve">Contribution</w:t>
+              <w:t xml:space="preserve">Probe</w:t>
+            </w:r>
+          </w:p>
+        </w:tc>
+        <w:tc>
+          <w:tcPr/>
+          <w:p>
+            <w:pPr>
+              <w:pStyle w:val="Compact"/>
+              <w:jc w:val="left"/>
+            </w:pPr>
+            <w:r>
+              <w:t xml:space="preserve">Private score</w:t>
             </w:r>
           </w:p>
         </w:tc>
@@ -4216,7 +4473,201 @@
               <w:jc w:val="left"/>
             </w:pPr>
             <w:r>
-              <w:t xml:space="preserve">AP + AUC (both terms, together)</w:t>
+              <w:rPr>
+                <w:rStyle w:val="VerbatimChar"/>
+              </w:rPr>
+              <w:t xml:space="preserve">never_crosses</w:t>
+            </w:r>
+          </w:p>
+        </w:tc>
+        <w:tc>
+          <w:tcPr/>
+          <w:p>
+            <w:pPr>
+              <w:pStyle w:val="Compact"/>
+              <w:jc w:val="left"/>
+            </w:pPr>
+            <w:r>
+              <w:t xml:space="preserve">0.35105</w:t>
+            </w:r>
+          </w:p>
+        </w:tc>
+      </w:tr>
+      <w:tr>
+        <w:tc>
+          <w:tcPr/>
+          <w:p>
+            <w:pPr>
+              <w:pStyle w:val="Compact"/>
+              <w:jc w:val="left"/>
+            </w:pPr>
+            <w:r>
+              <w:rPr>
+                <w:rStyle w:val="VerbatimChar"/>
+              </w:rPr>
+              <w:t xml:space="preserve">cross_then_drop</w:t>
+            </w:r>
+          </w:p>
+        </w:tc>
+        <w:tc>
+          <w:tcPr/>
+          <w:p>
+            <w:pPr>
+              <w:pStyle w:val="Compact"/>
+              <w:jc w:val="left"/>
+            </w:pPr>
+            <w:r>
+              <w:t xml:space="preserve">1.22698</w:t>
+            </w:r>
+          </w:p>
+        </w:tc>
+      </w:tr>
+      <w:tr>
+        <w:tc>
+          <w:tcPr/>
+          <w:p>
+            <w:pPr>
+              <w:pStyle w:val="Compact"/>
+              <w:jc w:val="left"/>
+            </w:pPr>
+            <w:r>
+              <w:rPr>
+                <w:rStyle w:val="VerbatimChar"/>
+              </w:rPr>
+              <w:t xml:space="preserve">cross_then_dip</w:t>
+            </w:r>
+          </w:p>
+        </w:tc>
+        <w:tc>
+          <w:tcPr/>
+          <w:p>
+            <w:pPr>
+              <w:pStyle w:val="Compact"/>
+              <w:jc w:val="left"/>
+            </w:pPr>
+            <w:r>
+              <w:t xml:space="preserve">1.85347</w:t>
+            </w:r>
+          </w:p>
+        </w:tc>
+      </w:tr>
+      <w:tr>
+        <w:tc>
+          <w:tcPr/>
+          <w:p>
+            <w:pPr>
+              <w:pStyle w:val="Compact"/>
+              <w:jc w:val="left"/>
+            </w:pPr>
+            <w:r>
+              <w:rPr>
+                <w:rStyle w:val="VerbatimChar"/>
+              </w:rPr>
+              <w:t xml:space="preserve">constant_0.51</w:t>
+            </w:r>
+          </w:p>
+        </w:tc>
+        <w:tc>
+          <w:tcPr/>
+          <w:p>
+            <w:pPr>
+              <w:pStyle w:val="Compact"/>
+              <w:jc w:val="left"/>
+            </w:pPr>
+            <w:r>
+              <w:t xml:space="preserve">2.35291</w:t>
+            </w:r>
+          </w:p>
+        </w:tc>
+      </w:tr>
+      <w:tr>
+        <w:tc>
+          <w:tcPr/>
+          <w:p>
+            <w:pPr>
+              <w:pStyle w:val="Compact"/>
+              <w:jc w:val="left"/>
+            </w:pPr>
+            <w:r>
+              <w:rPr>
+                <w:rStyle w:val="VerbatimChar"/>
+              </w:rPr>
+              <w:t xml:space="preserve">constant_0.99</w:t>
+            </w:r>
+          </w:p>
+        </w:tc>
+        <w:tc>
+          <w:tcPr/>
+          <w:p>
+            <w:pPr>
+              <w:pStyle w:val="Compact"/>
+              <w:jc w:val="left"/>
+            </w:pPr>
+            <w:r>
+              <w:t xml:space="preserve">2.35291</w:t>
+            </w:r>
+          </w:p>
+        </w:tc>
+      </w:tr>
+    </w:tbl>
+    <w:p>
+      <w:pPr>
+        <w:pStyle w:val="BodyText"/>
+      </w:pPr>
+      <w:r>
+        <w:t xml:space="preserve">Differencing as in §4.2:</w:t>
+      </w:r>
+    </w:p>
+    <w:tbl>
+      <w:tblPr>
+        <w:tblStyle w:val="Table"/>
+        <w:tblW w:type="pct" w:w="5000"/>
+        <w:tblLook w:firstRow="1" w:lastRow="0" w:firstColumn="0" w:lastColumn="0" w:noHBand="0" w:noVBand="0" w:val="0020"/>
+        <w:jc w:val="start"/>
+      </w:tblPr>
+      <w:tblGrid>
+        <w:gridCol w:w="3960"/>
+        <w:gridCol w:w="3960"/>
+      </w:tblGrid>
+      <w:tr>
+        <w:trPr>
+          <w:tblHeader w:val="true"/>
+        </w:trPr>
+        <w:tc>
+          <w:tcPr/>
+          <w:p>
+            <w:pPr>
+              <w:pStyle w:val="Compact"/>
+              <w:jc w:val="left"/>
+            </w:pPr>
+            <w:r>
+              <w:t xml:space="preserve">Component</w:t>
+            </w:r>
+          </w:p>
+        </w:tc>
+        <w:tc>
+          <w:tcPr/>
+          <w:p>
+            <w:pPr>
+              <w:pStyle w:val="Compact"/>
+              <w:jc w:val="left"/>
+            </w:pPr>
+            <w:r>
+              <w:t xml:space="preserve">Contribution</w:t>
+            </w:r>
+          </w:p>
+        </w:tc>
+      </w:tr>
+      <w:tr>
+        <w:tc>
+          <w:tcPr/>
+          <w:p>
+            <w:pPr>
+              <w:pStyle w:val="Compact"/>
+              <w:jc w:val="left"/>
+            </w:pPr>
+            <w:r>
+              <w:t xml:space="preserve">AP + AUC, to a blind submission</w:t>
             </w:r>
           </w:p>
         </w:tc>
@@ -4246,7 +4697,7 @@
               <w:jc w:val="left"/>
             </w:pPr>
             <w:r>
-              <w:t xml:space="preserve">TTA@0.5</w:t>
+              <w:t xml:space="preserve">TTA@0.5, saturated</w:t>
             </w:r>
           </w:p>
         </w:tc>
@@ -4276,7 +4727,7 @@
               <w:jc w:val="left"/>
             </w:pPr>
             <w:r>
-              <w:t xml:space="preserve">STTA@0.5</w:t>
+              <w:t xml:space="preserve">STTA@0.5, saturated</w:t>
             </w:r>
           </w:p>
         </w:tc>
@@ -4310,7 +4761,7 @@
                 <w:bCs/>
                 <w:b/>
               </w:rPr>
-              <w:t xml:space="preserve">Timing total</w:t>
+              <w:t xml:space="preserve">Timing total, saturated</w:t>
             </w:r>
           </w:p>
         </w:tc>
@@ -4326,7 +4777,7 @@
                 <w:bCs/>
                 <w:b/>
               </w:rPr>
-              <w:t xml:space="preserve">2.00186 = 5.70 × the discrimination total</w:t>
+              <w:t xml:space="preserve">2.00186 = 5.70 × the discrimination floor</w:t>
             </w:r>
           </w:p>
         </w:tc>
@@ -4337,21 +4788,45 @@
         <w:pStyle w:val="BodyText"/>
       </w:pPr>
       <w:r>
-        <w:t xml:space="preserve">The composite is not a weighted average of four comparable quantities. It is a</w:t>
-      </w:r>
-      <w:r>
-        <w:t xml:space="preserve"> </w:t>
-      </w:r>
-      <w:r>
-        <w:t xml:space="preserve">timing score with a discrimination correction worth about one sixth as much.</w:t>
-      </w:r>
-    </w:p>
-    <w:p>
-      <w:pPr>
-        <w:pStyle w:val="BodyText"/>
-      </w:pPr>
-      <w:r>
-        <w:t xml:space="preserve">Note also that</w:t>
+        <w:t xml:space="preserve">Read that ratio precisely. It compares the timing terms</w:t>
+      </w:r>
+      <w:r>
+        <w:t xml:space="preserve"> </w:t>
+      </w:r>
+      <w:r>
+        <w:rPr>
+          <w:iCs/>
+          <w:i/>
+        </w:rPr>
+        <w:t xml:space="preserve">at their maximum</w:t>
+      </w:r>
+      <w:r>
+        <w:t xml:space="preserve"> </w:t>
+      </w:r>
+      <w:r>
+        <w:t xml:space="preserve">against the discrimination terms</w:t>
+      </w:r>
+      <w:r>
+        <w:t xml:space="preserve"> </w:t>
+      </w:r>
+      <w:r>
+        <w:rPr>
+          <w:iCs/>
+          <w:i/>
+        </w:rPr>
+        <w:t xml:space="preserve">at chance</w:t>
+      </w:r>
+      <w:r>
+        <w:t xml:space="preserve"> </w:t>
+      </w:r>
+      <w:r>
+        <w:t xml:space="preserve">— not maximum against maximum. The</w:t>
+      </w:r>
+      <w:r>
+        <w:t xml:space="preserve"> </w:t>
+      </w:r>
+      <w:r>
+        <w:t xml:space="preserve">maxima ratio is not identifiable from outside, because</w:t>
       </w:r>
       <w:r>
         <w:t xml:space="preserve"> </w:t>
@@ -4360,13 +4835,25 @@
         <w:rPr>
           <w:rStyle w:val="VerbatimChar"/>
         </w:rPr>
-        <w:t xml:space="preserve">constant_0.51</w:t>
-      </w:r>
-      <w:r>
-        <w:t xml:space="preserve"> </w:t>
-      </w:r>
-      <w:r>
-        <w:t xml:space="preserve">and</w:t>
+        <w:t xml:space="preserve">w_AP + w_AUC</w:t>
+      </w:r>
+      <w:r>
+        <w:t xml:space="preserve"> </w:t>
+      </w:r>
+      <w:r>
+        <w:t xml:space="preserve">is</w:t>
+      </w:r>
+      <w:r>
+        <w:t xml:space="preserve"> </w:t>
+      </w:r>
+      <w:r>
+        <w:t xml:space="preserve">undisclosed; but it is bounded, because the winner’s discrimination terms are</w:t>
+      </w:r>
+      <w:r>
+        <w:t xml:space="preserve"> </w:t>
+      </w:r>
+      <w:r>
+        <w:t xml:space="preserve">worth at least</w:t>
       </w:r>
       <w:r>
         <w:t xml:space="preserve"> </w:t>
@@ -4375,13 +4862,28 @@
         <w:rPr>
           <w:rStyle w:val="VerbatimChar"/>
         </w:rPr>
-        <w:t xml:space="preserve">constant_0.99</w:t>
-      </w:r>
-      <w:r>
-        <w:t xml:space="preserve"> </w:t>
-      </w:r>
-      <w:r>
-        <w:t xml:space="preserve">score</w:t>
+        <w:t xml:space="preserve">0.14874 + 0.35105 = 0.49979</w:t>
+      </w:r>
+      <w:r>
+        <w:t xml:space="preserve">, so</w:t>
+      </w:r>
+      <w:r>
+        <w:t xml:space="preserve"> </w:t>
+      </w:r>
+      <w:r>
+        <w:rPr>
+          <w:rStyle w:val="VerbatimChar"/>
+        </w:rPr>
+        <w:t xml:space="preserve">(w_TTA+w_STTA)·E[t_ai] / (w_AP+w_AUC) ≤ 2.00186/0.49979 = 4.01</w:t>
+      </w:r>
+      <w:r>
+        <w:t xml:space="preserve">. Both framings say the same thing and we</w:t>
+      </w:r>
+      <w:r>
+        <w:t xml:space="preserve"> </w:t>
+      </w:r>
+      <w:r>
+        <w:t xml:space="preserve">use the measured one:</w:t>
       </w:r>
       <w:r>
         <w:t xml:space="preserve"> </w:t>
@@ -4391,6 +4893,96 @@
           <w:bCs/>
           <w:b/>
         </w:rPr>
+        <w:t xml:space="preserve">a submission that reads nothing collects 2.00186, and</w:t>
+      </w:r>
+      <w:r>
+        <w:rPr>
+          <w:bCs/>
+          <w:b/>
+        </w:rPr>
+        <w:t xml:space="preserve"> </w:t>
+      </w:r>
+      <w:r>
+        <w:rPr>
+          <w:bCs/>
+          <w:b/>
+        </w:rPr>
+        <w:t xml:space="preserve">the best discrimination anyone demonstrated on this benchmark added 0.14874 to</w:t>
+      </w:r>
+      <w:r>
+        <w:rPr>
+          <w:bCs/>
+          <w:b/>
+        </w:rPr>
+        <w:t xml:space="preserve"> </w:t>
+      </w:r>
+      <w:r>
+        <w:rPr>
+          <w:bCs/>
+          <w:b/>
+        </w:rPr>
+        <w:t xml:space="preserve">it.</w:t>
+      </w:r>
+    </w:p>
+    <w:p>
+      <w:pPr>
+        <w:pStyle w:val="BodyText"/>
+      </w:pPr>
+      <w:r>
+        <w:t xml:space="preserve">The composite is not a weighted average of four comparable quantities. It is a</w:t>
+      </w:r>
+      <w:r>
+        <w:t xml:space="preserve"> </w:t>
+      </w:r>
+      <w:r>
+        <w:t xml:space="preserve">timing score with a discrimination correction.</w:t>
+      </w:r>
+    </w:p>
+    <w:p>
+      <w:pPr>
+        <w:pStyle w:val="BodyText"/>
+      </w:pPr>
+      <w:r>
+        <w:t xml:space="preserve">Note also that</w:t>
+      </w:r>
+      <w:r>
+        <w:t xml:space="preserve"> </w:t>
+      </w:r>
+      <w:r>
+        <w:rPr>
+          <w:rStyle w:val="VerbatimChar"/>
+        </w:rPr>
+        <w:t xml:space="preserve">constant_0.51</w:t>
+      </w:r>
+      <w:r>
+        <w:t xml:space="preserve"> </w:t>
+      </w:r>
+      <w:r>
+        <w:t xml:space="preserve">and</w:t>
+      </w:r>
+      <w:r>
+        <w:t xml:space="preserve"> </w:t>
+      </w:r>
+      <w:r>
+        <w:rPr>
+          <w:rStyle w:val="VerbatimChar"/>
+        </w:rPr>
+        <w:t xml:space="preserve">constant_0.99</w:t>
+      </w:r>
+      <w:r>
+        <w:t xml:space="preserve"> </w:t>
+      </w:r>
+      <w:r>
+        <w:t xml:space="preserve">score</w:t>
+      </w:r>
+      <w:r>
+        <w:t xml:space="preserve"> </w:t>
+      </w:r>
+      <w:r>
+        <w:rPr>
+          <w:bCs/>
+          <w:b/>
+        </w:rPr>
         <w:t xml:space="preserve">identically</w:t>
       </w:r>
       <w:r>
@@ -4413,6 +5005,125 @@
       </w:r>
       <w:r>
         <w:t xml:space="preserve">credit, which removes any incentive to calibrate.</w:t>
+      </w:r>
+    </w:p>
+    <w:p>
+      <w:pPr>
+        <w:pStyle w:val="BodyText"/>
+      </w:pPr>
+      <w:r>
+        <w:rPr>
+          <w:bCs/>
+          <w:b/>
+        </w:rPr>
+        <w:t xml:space="preserve">The consistency check, and its residual.</w:t>
+      </w:r>
+      <w:r>
+        <w:t xml:space="preserve"> </w:t>
+      </w:r>
+      <w:r>
+        <w:rPr>
+          <w:rStyle w:val="VerbatimChar"/>
+        </w:rPr>
+        <w:t xml:space="preserve">cross_then_dip</w:t>
+      </w:r>
+      <w:r>
+        <w:t xml:space="preserve"> </w:t>
+      </w:r>
+      <w:r>
+        <w:t xml:space="preserve">dips below the</w:t>
+      </w:r>
+      <w:r>
+        <w:t xml:space="preserve"> </w:t>
+      </w:r>
+      <w:r>
+        <w:t xml:space="preserve">threshold across frames 50–59, which should move the STTA reference point to</w:t>
+      </w:r>
+      <w:r>
+        <w:t xml:space="preserve"> </w:t>
+      </w:r>
+      <w:r>
+        <w:t xml:space="preserve">frame 60 while leaving TTA at frame 0. With the per-frame STTA coefficient</w:t>
+      </w:r>
+      <w:r>
+        <w:t xml:space="preserve"> </w:t>
+      </w:r>
+      <w:r>
+        <w:t xml:space="preserve">implied above (1.12593/120.1 = 0.009375), that predicts</w:t>
+      </w:r>
+      <w:r>
+        <w:t xml:space="preserve"> </w:t>
+      </w:r>
+      <w:r>
+        <w:t xml:space="preserve">2.35291 − 60 × 0.009375 = 1.79041. The measured score is</w:t>
+      </w:r>
+      <w:r>
+        <w:t xml:space="preserve"> </w:t>
+      </w:r>
+      <w:r>
+        <w:rPr>
+          <w:bCs/>
+          <w:b/>
+        </w:rPr>
+        <w:t xml:space="preserve">1.85347</w:t>
+      </w:r>
+      <w:r>
+        <w:t xml:space="preserve"> </w:t>
+      </w:r>
+      <w:r>
+        <w:t xml:space="preserve">— the</w:t>
+      </w:r>
+      <w:r>
+        <w:t xml:space="preserve"> </w:t>
+      </w:r>
+      <w:r>
+        <w:t xml:space="preserve">observed loss corresponds to a reference point at frame 53.3 rather than 60, an</w:t>
+      </w:r>
+      <w:r>
+        <w:t xml:space="preserve"> </w:t>
+      </w:r>
+      <w:r>
+        <w:t xml:space="preserve">11% discrepancy. So the additive TTA/STTA attribution is close but not exact.</w:t>
+      </w:r>
+      <w:r>
+        <w:t xml:space="preserve"> </w:t>
+      </w:r>
+      <w:r>
+        <w:t xml:space="preserve">The floor and the timing total are measured directly from flat curves and are</w:t>
+      </w:r>
+      <w:r>
+        <w:t xml:space="preserve"> </w:t>
+      </w:r>
+      <w:r>
+        <w:t xml:space="preserve">unaffected; it is the</w:t>
+      </w:r>
+      <w:r>
+        <w:t xml:space="preserve"> </w:t>
+      </w:r>
+      <w:r>
+        <w:rPr>
+          <w:iCs/>
+          <w:i/>
+        </w:rPr>
+        <w:t xml:space="preserve">split</w:t>
+      </w:r>
+      <w:r>
+        <w:t xml:space="preserve"> </w:t>
+      </w:r>
+      <w:r>
+        <w:t xml:space="preserve">of 2.00186 into 0.87593 and 1.12593 that this</w:t>
+      </w:r>
+      <w:r>
+        <w:t xml:space="preserve"> </w:t>
+      </w:r>
+      <w:r>
+        <w:t xml:space="preserve">residual puts a tolerance on, and we report the split with that caveat attached</w:t>
+      </w:r>
+      <w:r>
+        <w:t xml:space="preserve"> </w:t>
+      </w:r>
+      <w:r>
+        <w:t xml:space="preserve">rather than to five decimals of implied precision.</w:t>
       </w:r>
     </w:p>
     <w:bookmarkEnd w:id="36"/>
@@ -4769,7 +5480,54 @@
         <w:t xml:space="preserve"> </w:t>
       </w:r>
       <w:r>
-        <w:t xml:space="preserve">the score has returned exactly to the floor.</w:t>
+        <w:t xml:space="preserve">the score has returned to the floor.</w:t>
+      </w:r>
+    </w:p>
+    <w:p>
+      <w:pPr>
+        <w:pStyle w:val="BodyText"/>
+      </w:pPr>
+      <w:r>
+        <w:t xml:space="preserve">Two conventions have to be fixed before any curve’s crossing frame can be</w:t>
+      </w:r>
+      <w:r>
+        <w:t xml:space="preserve"> </w:t>
+      </w:r>
+      <w:r>
+        <w:t xml:space="preserve">stated, and both were determined empirically rather than assumed: indices are</w:t>
+      </w:r>
+      <w:r>
+        <w:t xml:space="preserve"> </w:t>
+      </w:r>
+      <w:r>
+        <w:t xml:space="preserve">0-based, and the comparison is strict (</w:t>
+      </w:r>
+      <w:r>
+        <w:rPr>
+          <w:rStyle w:val="VerbatimChar"/>
+        </w:rPr>
+        <w:t xml:space="preserve">p_t &gt; 0.5</w:t>
+      </w:r>
+      <w:r>
+        <w:t xml:space="preserve">). We report the crossing</w:t>
+      </w:r>
+      <w:r>
+        <w:t xml:space="preserve"> </w:t>
+      </w:r>
+      <w:r>
+        <w:t xml:space="preserve">frame of every submitted curve as the index of its first value exceeding 0.5,</w:t>
+      </w:r>
+      <w:r>
+        <w:t xml:space="preserve"> </w:t>
+      </w:r>
+      <w:r>
+        <w:t xml:space="preserve">computed from the submitted file itself. One frame is worth 0.0166 of score, so</w:t>
+      </w:r>
+      <w:r>
+        <w:t xml:space="preserve"> </w:t>
+      </w:r>
+      <w:r>
+        <w:t xml:space="preserve">an off-by-one here would exceed every residual below.</w:t>
       </w:r>
     </w:p>
     <w:p>
@@ -4787,19 +5545,13 @@
         <w:t xml:space="preserve"> </w:t>
       </w:r>
       <w:r>
-        <w:t xml:space="preserve">Four curves were submitted independently and were not</w:t>
-      </w:r>
-      <w:r>
-        <w:t xml:space="preserve"> </w:t>
-      </w:r>
-      <w:r>
-        <w:t xml:space="preserve">used to fit the line. Their crossing frames were computed from their own</w:t>
-      </w:r>
-      <w:r>
-        <w:t xml:space="preserve"> </w:t>
-      </w:r>
-      <w:r>
-        <w:t xml:space="preserve">definitions, and the line was asked to predict their scores:</w:t>
+        <w:t xml:space="preserve">Five curves were submitted independently and were not</w:t>
+      </w:r>
+      <w:r>
+        <w:t xml:space="preserve"> </w:t>
+      </w:r>
+      <w:r>
+        <w:t xml:space="preserve">used to fit the line:</w:t>
       </w:r>
     </w:p>
     <w:tbl>
@@ -4941,11 +5693,206 @@
               <w:jc w:val="left"/>
             </w:pPr>
             <w:r>
+              <w:t xml:space="preserve">+0.00006</w:t>
+            </w:r>
+          </w:p>
+        </w:tc>
+      </w:tr>
+      <w:tr>
+        <w:tc>
+          <w:tcPr/>
+          <w:p>
+            <w:pPr>
+              <w:pStyle w:val="Compact"/>
+              <w:jc w:val="left"/>
+            </w:pPr>
+            <w:r>
+              <w:rPr>
+                <w:rStyle w:val="VerbatimChar"/>
+              </w:rPr>
+              <w:t xml:space="preserve">sigmoid_m0.50</w:t>
+            </w:r>
+          </w:p>
+        </w:tc>
+        <w:tc>
+          <w:tcPr/>
+          <w:p>
+            <w:pPr>
+              <w:pStyle w:val="Compact"/>
+              <w:jc w:val="left"/>
+            </w:pPr>
+            <w:r>
+              <w:t xml:space="preserve">75</w:t>
+            </w:r>
+          </w:p>
+        </w:tc>
+        <w:tc>
+          <w:tcPr/>
+          <w:p>
+            <w:pPr>
+              <w:pStyle w:val="Compact"/>
+              <w:jc w:val="left"/>
+            </w:pPr>
+            <w:r>
+              <w:t xml:space="preserve">1.10452</w:t>
+            </w:r>
+          </w:p>
+        </w:tc>
+        <w:tc>
+          <w:tcPr/>
+          <w:p>
+            <w:pPr>
+              <w:pStyle w:val="Compact"/>
+              <w:jc w:val="left"/>
+            </w:pPr>
+            <w:r>
+              <w:t xml:space="preserve">1.10435</w:t>
+            </w:r>
+          </w:p>
+        </w:tc>
+        <w:tc>
+          <w:tcPr/>
+          <w:p>
+            <w:pPr>
+              <w:pStyle w:val="Compact"/>
+              <w:jc w:val="left"/>
+            </w:pPr>
+            <w:r>
+              <w:t xml:space="preserve">−0.00017</w:t>
+            </w:r>
+          </w:p>
+        </w:tc>
+      </w:tr>
+      <w:tr>
+        <w:tc>
+          <w:tcPr/>
+          <w:p>
+            <w:pPr>
+              <w:pStyle w:val="Compact"/>
+              <w:jc w:val="left"/>
+            </w:pPr>
+            <w:r>
+              <w:rPr>
+                <w:rStyle w:val="VerbatimChar"/>
+              </w:rPr>
+              <w:t xml:space="preserve">sigmoid_m0.60</w:t>
+            </w:r>
+          </w:p>
+        </w:tc>
+        <w:tc>
+          <w:tcPr/>
+          <w:p>
+            <w:pPr>
+              <w:pStyle w:val="Compact"/>
+              <w:jc w:val="left"/>
+            </w:pPr>
+            <w:r>
+              <w:t xml:space="preserve">90</w:t>
+            </w:r>
+          </w:p>
+        </w:tc>
+        <w:tc>
+          <w:tcPr/>
+          <w:p>
+            <w:pPr>
+              <w:pStyle w:val="Compact"/>
+              <w:jc w:val="left"/>
+            </w:pPr>
+            <w:r>
+              <w:t xml:space="preserve">0.85481</w:t>
+            </w:r>
+          </w:p>
+        </w:tc>
+        <w:tc>
+          <w:tcPr/>
+          <w:p>
+            <w:pPr>
+              <w:pStyle w:val="Compact"/>
+              <w:jc w:val="left"/>
+            </w:pPr>
+            <w:r>
+              <w:t xml:space="preserve">0.84840</w:t>
+            </w:r>
+          </w:p>
+        </w:tc>
+        <w:tc>
+          <w:tcPr/>
+          <w:p>
+            <w:pPr>
+              <w:pStyle w:val="Compact"/>
+              <w:jc w:val="left"/>
+            </w:pPr>
+            <w:r>
+              <w:t xml:space="preserve">−0.00641</w:t>
+            </w:r>
+          </w:p>
+        </w:tc>
+      </w:tr>
+      <w:tr>
+        <w:tc>
+          <w:tcPr/>
+          <w:p>
+            <w:pPr>
+              <w:pStyle w:val="Compact"/>
+              <w:jc w:val="left"/>
+            </w:pPr>
+            <w:r>
+              <w:rPr>
+                <w:rStyle w:val="VerbatimChar"/>
+              </w:rPr>
+              <w:t xml:space="preserve">linear_ramp</w:t>
+            </w:r>
+          </w:p>
+        </w:tc>
+        <w:tc>
+          <w:tcPr/>
+          <w:p>
+            <w:pPr>
+              <w:pStyle w:val="Compact"/>
+              <w:jc w:val="left"/>
+            </w:pPr>
+            <w:r>
+              <w:t xml:space="preserve">75</w:t>
+            </w:r>
+          </w:p>
+        </w:tc>
+        <w:tc>
+          <w:tcPr/>
+          <w:p>
+            <w:pPr>
+              <w:pStyle w:val="Compact"/>
+              <w:jc w:val="left"/>
+            </w:pPr>
+            <w:r>
+              <w:t xml:space="preserve">1.10452</w:t>
+            </w:r>
+          </w:p>
+        </w:tc>
+        <w:tc>
+          <w:tcPr/>
+          <w:p>
+            <w:pPr>
+              <w:pStyle w:val="Compact"/>
+              <w:jc w:val="left"/>
+            </w:pPr>
+            <w:r>
+              <w:t xml:space="preserve">1.06725</w:t>
+            </w:r>
+          </w:p>
+        </w:tc>
+        <w:tc>
+          <w:tcPr/>
+          <w:p>
+            <w:pPr>
+              <w:pStyle w:val="Compact"/>
+              <w:jc w:val="left"/>
+            </w:pPr>
+            <w:r>
               <w:rPr>
                 <w:bCs/>
                 <w:b/>
               </w:rPr>
-              <w:t xml:space="preserve">+0.00006</w:t>
+              <w:t xml:space="preserve">−0.03727</w:t>
             </w:r>
           </w:p>
         </w:tc>
@@ -4962,55 +5909,758 @@
               <w:rPr>
                 <w:rStyle w:val="VerbatimChar"/>
               </w:rPr>
-              <w:t xml:space="preserve">sigmoid_m0.50</w:t>
-            </w:r>
-          </w:p>
-        </w:tc>
-        <w:tc>
-          <w:tcPr/>
-          <w:p>
-            <w:pPr>
-              <w:pStyle w:val="Compact"/>
-              <w:jc w:val="left"/>
-            </w:pPr>
-            <w:r>
-              <w:t xml:space="preserve">75</w:t>
-            </w:r>
-          </w:p>
-        </w:tc>
-        <w:tc>
-          <w:tcPr/>
-          <w:p>
-            <w:pPr>
-              <w:pStyle w:val="Compact"/>
-              <w:jc w:val="left"/>
-            </w:pPr>
-            <w:r>
-              <w:t xml:space="preserve">1.10452</w:t>
-            </w:r>
-          </w:p>
-        </w:tc>
-        <w:tc>
-          <w:tcPr/>
-          <w:p>
-            <w:pPr>
-              <w:pStyle w:val="Compact"/>
-              <w:jc w:val="left"/>
-            </w:pPr>
-            <w:r>
-              <w:t xml:space="preserve">1.10435</w:t>
-            </w:r>
-          </w:p>
-        </w:tc>
-        <w:tc>
-          <w:tcPr/>
-          <w:p>
-            <w:pPr>
-              <w:pStyle w:val="Compact"/>
-              <w:jc w:val="left"/>
-            </w:pPr>
-            <w:r>
-              <w:t xml:space="preserve">−0.00017</w:t>
+              <w:t xml:space="preserve">sigmoid_m0.70</w:t>
+            </w:r>
+          </w:p>
+        </w:tc>
+        <w:tc>
+          <w:tcPr/>
+          <w:p>
+            <w:pPr>
+              <w:pStyle w:val="Compact"/>
+              <w:jc w:val="left"/>
+            </w:pPr>
+            <w:r>
+              <w:t xml:space="preserve">105</w:t>
+            </w:r>
+          </w:p>
+        </w:tc>
+        <w:tc>
+          <w:tcPr/>
+          <w:p>
+            <w:pPr>
+              <w:pStyle w:val="Compact"/>
+              <w:jc w:val="left"/>
+            </w:pPr>
+            <w:r>
+              <w:t xml:space="preserve">(0.60511)</w:t>
+            </w:r>
+          </w:p>
+        </w:tc>
+        <w:tc>
+          <w:tcPr/>
+          <w:p>
+            <w:pPr>
+              <w:pStyle w:val="Compact"/>
+              <w:jc w:val="left"/>
+            </w:pPr>
+            <w:r>
+              <w:t xml:space="preserve">0.55763</w:t>
+            </w:r>
+          </w:p>
+        </w:tc>
+        <w:tc>
+          <w:tcPr/>
+          <w:p>
+            <w:pPr>
+              <w:pStyle w:val="Compact"/>
+              <w:jc w:val="left"/>
+            </w:pPr>
+            <w:r>
+              <w:t xml:space="preserve">(−0.04748)</w:t>
+            </w:r>
+          </w:p>
+        </w:tc>
+      </w:tr>
+    </w:tbl>
+    <w:p>
+      <w:pPr>
+        <w:pStyle w:val="BodyText"/>
+      </w:pPr>
+      <w:r>
+        <w:t xml:space="preserve">The first three are predicted to within 6.4×10⁻³, and the best of them to</w:t>
+      </w:r>
+      <w:r>
+        <w:t xml:space="preserve"> </w:t>
+      </w:r>
+      <w:r>
+        <w:t xml:space="preserve">6×10⁻⁵.</w:t>
+      </w:r>
+      <w:r>
+        <w:t xml:space="preserve"> </w:t>
+      </w:r>
+      <w:r>
+        <w:rPr>
+          <w:rStyle w:val="VerbatimChar"/>
+        </w:rPr>
+        <w:t xml:space="preserve">sigmoid_m0.70</w:t>
+      </w:r>
+      <w:r>
+        <w:t xml:space="preserve"> </w:t>
+      </w:r>
+      <w:r>
+        <w:t xml:space="preserve">crosses at frame 105, beyond the</w:t>
+      </w:r>
+      <w:r>
+        <w:t xml:space="preserve"> </w:t>
+      </w:r>
+      <w:r>
+        <w:rPr>
+          <w:rStyle w:val="VerbatimChar"/>
+        </w:rPr>
+        <w:t xml:space="preserve">k ≤ 100</w:t>
+      </w:r>
+      <w:r>
+        <w:t xml:space="preserve"> </w:t>
+      </w:r>
+      <w:r>
+        <w:t xml:space="preserve">region where</w:t>
+      </w:r>
+      <w:r>
+        <w:t xml:space="preserve"> </w:t>
+      </w:r>
+      <w:r>
+        <w:t xml:space="preserve">the line was fitted and where the curve is already bending, so the model is not</w:t>
+      </w:r>
+      <w:r>
+        <w:t xml:space="preserve"> </w:t>
+      </w:r>
+      <w:r>
+        <w:t xml:space="preserve">expected to hold there and its residual is bracketed. We list it because</w:t>
+      </w:r>
+      <w:r>
+        <w:t xml:space="preserve"> </w:t>
+      </w:r>
+      <w:r>
+        <w:t xml:space="preserve">omitting a held-out point that missed would be the wrong kind of reporting.</w:t>
+      </w:r>
+    </w:p>
+    <w:p>
+      <w:pPr>
+        <w:pStyle w:val="BodyText"/>
+      </w:pPr>
+      <w:r>
+        <w:rPr>
+          <w:rStyle w:val="VerbatimChar"/>
+          <w:bCs/>
+          <w:b/>
+        </w:rPr>
+        <w:t xml:space="preserve">linear_ramp</w:t>
+      </w:r>
+      <w:r>
+        <w:rPr>
+          <w:bCs/>
+          <w:b/>
+        </w:rPr>
+        <w:t xml:space="preserve"> </w:t>
+      </w:r>
+      <w:r>
+        <w:rPr>
+          <w:bCs/>
+          <w:b/>
+        </w:rPr>
+        <w:t xml:space="preserve">is a genuine discrepancy and we do not have an explanation.</w:t>
+      </w:r>
+      <w:r>
+        <w:t xml:space="preserve"> </w:t>
+      </w:r>
+      <w:r>
+        <w:t xml:space="preserve">It crosses at frame 75, exactly like</w:t>
+      </w:r>
+      <w:r>
+        <w:t xml:space="preserve"> </w:t>
+      </w:r>
+      <w:r>
+        <w:rPr>
+          <w:rStyle w:val="VerbatimChar"/>
+        </w:rPr>
+        <w:t xml:space="preserve">sigmoid_m0.50</w:t>
+      </w:r>
+      <w:r>
+        <w:t xml:space="preserve"> </w:t>
+      </w:r>
+      <w:r>
+        <w:t xml:space="preserve">(1.10435) and</w:t>
+      </w:r>
+      <w:r>
+        <w:t xml:space="preserve"> </w:t>
+      </w:r>
+      <w:r>
+        <w:rPr>
+          <w:rStyle w:val="VerbatimChar"/>
+        </w:rPr>
+        <w:t xml:space="preserve">step_at_075</w:t>
+      </w:r>
+      <w:r>
+        <w:t xml:space="preserve"> </w:t>
+      </w:r>
+      <w:r>
+        <w:t xml:space="preserve">(1.10445) and a third curve,</w:t>
+      </w:r>
+      <w:r>
+        <w:t xml:space="preserve"> </w:t>
+      </w:r>
+      <w:r>
+        <w:rPr>
+          <w:rStyle w:val="VerbatimChar"/>
+        </w:rPr>
+        <w:t xml:space="preserve">step_at_half</w:t>
+      </w:r>
+      <w:r>
+        <w:t xml:space="preserve"> </w:t>
+      </w:r>
+      <w:r>
+        <w:t xml:space="preserve">(1.10442) — three</w:t>
+      </w:r>
+      <w:r>
+        <w:t xml:space="preserve"> </w:t>
+      </w:r>
+      <w:r>
+        <w:t xml:space="preserve">independent curves agreeing to 1×10⁻⁴ — yet it scores 0.0372 lower. That gap is</w:t>
+      </w:r>
+      <w:r>
+        <w:t xml:space="preserve"> </w:t>
+      </w:r>
+      <w:r>
+        <w:t xml:space="preserve">2.24 frames of slope, which is not an integer, so it cannot be a crossing-frame</w:t>
+      </w:r>
+      <w:r>
+        <w:t xml:space="preserve"> </w:t>
+      </w:r>
+      <w:r>
+        <w:t xml:space="preserve">effect. Two candidate explanations survive, and each costs something:</w:t>
+      </w:r>
+    </w:p>
+    <w:p>
+      <w:pPr>
+        <w:numPr>
+          <w:ilvl w:val="0"/>
+          <w:numId w:val="1003"/>
+        </w:numPr>
+        <w:pStyle w:val="Compact"/>
+      </w:pPr>
+      <w:r>
+        <w:t xml:space="preserve">The scorer’s AP or AUC is</w:t>
+      </w:r>
+      <w:r>
+        <w:t xml:space="preserve"> </w:t>
+      </w:r>
+      <w:r>
+        <w:rPr>
+          <w:iCs/>
+          <w:i/>
+        </w:rPr>
+        <w:t xml:space="preserve">not</w:t>
+      </w:r>
+      <w:r>
+        <w:t xml:space="preserve"> </w:t>
+      </w:r>
+      <w:r>
+        <w:t xml:space="preserve">invariant to curve shape among video-blind</w:t>
+      </w:r>
+      <w:r>
+        <w:t xml:space="preserve"> </w:t>
+      </w:r>
+      <w:r>
+        <w:t xml:space="preserve">submissions — for instance because it pools frames rather than reducing each</w:t>
+      </w:r>
+      <w:r>
+        <w:t xml:space="preserve"> </w:t>
+      </w:r>
+      <w:r>
+        <w:t xml:space="preserve">clip to one value. This would undermine the cancellation argument of §4.2. It</w:t>
+      </w:r>
+      <w:r>
+        <w:t xml:space="preserve"> </w:t>
+      </w:r>
+      <w:r>
+        <w:t xml:space="preserve">is, however, hard to reconcile with</w:t>
+      </w:r>
+      <w:r>
+        <w:t xml:space="preserve"> </w:t>
+      </w:r>
+      <w:r>
+        <w:rPr>
+          <w:rStyle w:val="VerbatimChar"/>
+        </w:rPr>
+        <w:t xml:space="preserve">step_at_140</w:t>
+      </w:r>
+      <w:r>
+        <w:t xml:space="preserve"> </w:t>
+      </w:r>
+      <w:r>
+        <w:t xml:space="preserve">and</w:t>
+      </w:r>
+      <w:r>
+        <w:t xml:space="preserve"> </w:t>
+      </w:r>
+      <w:r>
+        <w:rPr>
+          <w:rStyle w:val="VerbatimChar"/>
+        </w:rPr>
+        <w:t xml:space="preserve">never_crosses</w:t>
+      </w:r>
+      <w:r>
+        <w:t xml:space="preserve"> </w:t>
+      </w:r>
+      <w:r>
+        <w:t xml:space="preserve">scoring</w:t>
+      </w:r>
+      <w:r>
+        <w:t xml:space="preserve"> </w:t>
+      </w:r>
+      <w:r>
+        <w:t xml:space="preserve">identically, since those two curves have very different frame orderings.</w:t>
+      </w:r>
+    </w:p>
+    <w:p>
+      <w:pPr>
+        <w:numPr>
+          <w:ilvl w:val="0"/>
+          <w:numId w:val="1003"/>
+        </w:numPr>
+        <w:pStyle w:val="Compact"/>
+      </w:pPr>
+      <w:r>
+        <w:t xml:space="preserve">The timing terms read something beyond the first crossing that the four</w:t>
+      </w:r>
+      <w:r>
+        <w:t xml:space="preserve"> </w:t>
+      </w:r>
+      <w:r>
+        <w:t xml:space="preserve">agreeing curves happen to share and the ramp does not.</w:t>
+      </w:r>
+    </w:p>
+    <w:p>
+      <w:pPr>
+        <w:pStyle w:val="FirstParagraph"/>
+      </w:pPr>
+      <w:r>
+        <w:t xml:space="preserve">We have submitted a diagnostic family that holds the crossing frame at 75 and</w:t>
+      </w:r>
+      <w:r>
+        <w:t xml:space="preserve"> </w:t>
+      </w:r>
+      <w:r>
+        <w:t xml:space="preserve">varies only the shape before it, after it, and both, to separate these. The</w:t>
+      </w:r>
+      <w:r>
+        <w:t xml:space="preserve"> </w:t>
+      </w:r>
+      <w:r>
+        <w:t xml:space="preserve">result will be reported in the final version; until it is, the honest statement</w:t>
+      </w:r>
+      <w:r>
+        <w:t xml:space="preserve"> </w:t>
+      </w:r>
+      <w:r>
+        <w:t xml:space="preserve">of scope is that</w:t>
+      </w:r>
+      <w:r>
+        <w:t xml:space="preserve"> </w:t>
+      </w:r>
+      <w:r>
+        <w:rPr>
+          <w:bCs/>
+          <w:b/>
+        </w:rPr>
+        <w:t xml:space="preserve">the decomposition is established for step-like curves, the</w:t>
+      </w:r>
+      <w:r>
+        <w:rPr>
+          <w:bCs/>
+          <w:b/>
+        </w:rPr>
+        <w:t xml:space="preserve"> </w:t>
+      </w:r>
+      <w:r>
+        <w:rPr>
+          <w:bCs/>
+          <w:b/>
+        </w:rPr>
+        <w:t xml:space="preserve">floor 0.35105 is measured on flat curves, and the crossing-frame model predicts</w:t>
+      </w:r>
+      <w:r>
+        <w:rPr>
+          <w:bCs/>
+          <w:b/>
+        </w:rPr>
+        <w:t xml:space="preserve"> </w:t>
+      </w:r>
+      <w:r>
+        <w:rPr>
+          <w:bCs/>
+          <w:b/>
+        </w:rPr>
+        <w:t xml:space="preserve">step-like curves well and one graded curve poorly.</w:t>
+      </w:r>
+      <w:r>
+        <w:t xml:space="preserve"> </w:t>
+      </w:r>
+      <w:r>
+        <w:t xml:space="preserve">The headline result — a</w:t>
+      </w:r>
+      <w:r>
+        <w:t xml:space="preserve"> </w:t>
+      </w:r>
+      <w:r>
+        <w:t xml:space="preserve">constant scoring 2.35291 — does not depend on any of this, because both</w:t>
+      </w:r>
+      <w:r>
+        <w:t xml:space="preserve"> </w:t>
+      </w:r>
+      <w:r>
+        <w:rPr>
+          <w:rStyle w:val="VerbatimChar"/>
+        </w:rPr>
+        <w:t xml:space="preserve">constant_0.51</w:t>
+      </w:r>
+      <w:r>
+        <w:t xml:space="preserve"> </w:t>
+      </w:r>
+      <w:r>
+        <w:t xml:space="preserve">and</w:t>
+      </w:r>
+      <w:r>
+        <w:t xml:space="preserve"> </w:t>
+      </w:r>
+      <w:r>
+        <w:rPr>
+          <w:rStyle w:val="VerbatimChar"/>
+        </w:rPr>
+        <w:t xml:space="preserve">never_crosses</w:t>
+      </w:r>
+      <w:r>
+        <w:t xml:space="preserve"> </w:t>
+      </w:r>
+      <w:r>
+        <w:t xml:space="preserve">are flat curves and their difference is</w:t>
+      </w:r>
+      <w:r>
+        <w:t xml:space="preserve"> </w:t>
+      </w:r>
+      <w:r>
+        <w:t xml:space="preserve">measured directly.</w:t>
+      </w:r>
+    </w:p>
+    <w:bookmarkEnd w:id="37"/>
+    <w:bookmarkStart w:id="38" w:name="X969eb8e77df717c01b8daa2834b0d46e842e5d5"/>
+    <w:p>
+      <w:pPr>
+        <w:pStyle w:val="Heading3"/>
+      </w:pPr>
+      <w:r>
+        <w:t xml:space="preserve">5.4 A property of the withheld ground truth, recovered</w:t>
+      </w:r>
+    </w:p>
+    <w:p>
+      <w:pPr>
+        <w:pStyle w:val="FirstParagraph"/>
+      </w:pPr>
+      <w:r>
+        <w:t xml:space="preserve">The linearity has a consequence the organisers did not intend to publish.</w:t>
+      </w:r>
+    </w:p>
+    <w:p>
+      <w:pPr>
+        <w:pStyle w:val="BodyText"/>
+      </w:pPr>
+      <w:r>
+        <w:t xml:space="preserve">For a step at frame</w:t>
+      </w:r>
+      <w:r>
+        <w:t xml:space="preserve"> </w:t>
+      </w:r>
+      <w:r>
+        <w:rPr>
+          <w:rStyle w:val="VerbatimChar"/>
+        </w:rPr>
+        <w:t xml:space="preserve">k</w:t>
+      </w:r>
+      <w:r>
+        <w:t xml:space="preserve">, both timing terms equal</w:t>
+      </w:r>
+      <w:r>
+        <w:t xml:space="preserve"> </w:t>
+      </w:r>
+      <w:r>
+        <w:rPr>
+          <w:rStyle w:val="VerbatimChar"/>
+        </w:rPr>
+        <w:t xml:space="preserve">max(t_ai − k, 0)</w:t>
+      </w:r>
+      <w:r>
+        <w:t xml:space="preserve"> </w:t>
+      </w:r>
+      <w:r>
+        <w:t xml:space="preserve">on each</w:t>
+      </w:r>
+      <w:r>
+        <w:t xml:space="preserve"> </w:t>
+      </w:r>
+      <w:r>
+        <w:t xml:space="preserve">contributing clip, so the score above the floor is</w:t>
+      </w:r>
+      <w:r>
+        <w:t xml:space="preserve"> </w:t>
+      </w:r>
+      <w:r>
+        <w:rPr>
+          <w:rStyle w:val="VerbatimChar"/>
+        </w:rPr>
+        <w:t xml:space="preserve">c · E[max(t_ai − k, 0)]</w:t>
+      </w:r>
+      <w:r>
+        <w:t xml:space="preserve"> </w:t>
+      </w:r>
+      <w:r>
+        <w:t xml:space="preserve">with</w:t>
+      </w:r>
+      <w:r>
+        <w:t xml:space="preserve"> </w:t>
+      </w:r>
+      <w:r>
+        <w:rPr>
+          <w:rStyle w:val="VerbatimChar"/>
+        </w:rPr>
+        <w:t xml:space="preserve">c = w_TTA + w_STTA</w:t>
+      </w:r>
+      <w:r>
+        <w:t xml:space="preserve">. Differentiating,</w:t>
+      </w:r>
+      <w:r>
+        <w:t xml:space="preserve"> </w:t>
+      </w:r>
+      <w:r>
+        <w:rPr>
+          <w:rStyle w:val="VerbatimChar"/>
+        </w:rPr>
+        <w:t xml:space="preserve">d/dk</w:t>
+      </w:r>
+      <w:r>
+        <w:t xml:space="preserve"> </w:t>
+      </w:r>
+      <w:r>
+        <w:t xml:space="preserve">of that expectation is</w:t>
+      </w:r>
+      <w:r>
+        <w:t xml:space="preserve"> </w:t>
+      </w:r>
+      <w:r>
+        <w:rPr>
+          <w:rStyle w:val="VerbatimChar"/>
+        </w:rPr>
+        <w:t xml:space="preserve">−P(t_ai &gt; k)</w:t>
+      </w:r>
+      <w:r>
+        <w:t xml:space="preserve">:</w:t>
+      </w:r>
+      <w:r>
+        <w:t xml:space="preserve"> </w:t>
+      </w:r>
+      <w:r>
+        <w:rPr>
+          <w:bCs/>
+          <w:b/>
+        </w:rPr>
+        <w:t xml:space="preserve">the slope at</w:t>
+      </w:r>
+      <w:r>
+        <w:rPr>
+          <w:bCs/>
+          <w:b/>
+        </w:rPr>
+        <w:t xml:space="preserve"> </w:t>
+      </w:r>
+      <w:r>
+        <w:rPr>
+          <w:rStyle w:val="VerbatimChar"/>
+          <w:bCs/>
+          <w:b/>
+        </w:rPr>
+        <w:t xml:space="preserve">k</w:t>
+      </w:r>
+      <w:r>
+        <w:rPr>
+          <w:bCs/>
+          <w:b/>
+        </w:rPr>
+        <w:t xml:space="preserve"> </w:t>
+      </w:r>
+      <w:r>
+        <w:rPr>
+          <w:bCs/>
+          <w:b/>
+        </w:rPr>
+        <w:t xml:space="preserve">measures the</w:t>
+      </w:r>
+      <w:r>
+        <w:rPr>
+          <w:bCs/>
+          <w:b/>
+        </w:rPr>
+        <w:t xml:space="preserve"> </w:t>
+      </w:r>
+      <w:r>
+        <w:rPr>
+          <w:bCs/>
+          <w:b/>
+        </w:rPr>
+        <w:t xml:space="preserve">survival function of the accident-onset distribution, scaled by</w:t>
+      </w:r>
+      <w:r>
+        <w:rPr>
+          <w:bCs/>
+          <w:b/>
+        </w:rPr>
+        <w:t xml:space="preserve"> </w:t>
+      </w:r>
+      <w:r>
+        <w:rPr>
+          <w:rStyle w:val="VerbatimChar"/>
+          <w:bCs/>
+          <w:b/>
+        </w:rPr>
+        <w:t xml:space="preserve">c</w:t>
+      </w:r>
+      <w:r>
+        <w:rPr>
+          <w:bCs/>
+          <w:b/>
+        </w:rPr>
+        <w:t xml:space="preserve">.</w:t>
+      </w:r>
+      <w:r>
+        <w:t xml:space="preserve"> </w:t>
+      </w:r>
+      <w:r>
+        <w:t xml:space="preserve">The</w:t>
+      </w:r>
+      <w:r>
+        <w:t xml:space="preserve"> </w:t>
+      </w:r>
+      <w:r>
+        <w:t xml:space="preserve">leaderboard is therefore reporting, one submission at a time, the shape of an</w:t>
+      </w:r>
+      <w:r>
+        <w:t xml:space="preserve"> </w:t>
+      </w:r>
+      <w:r>
+        <w:t xml:space="preserve">annotation no entrant has seen.</w:t>
+      </w:r>
+    </w:p>
+    <w:p>
+      <w:pPr>
+        <w:pStyle w:val="BodyText"/>
+      </w:pPr>
+      <w:r>
+        <w:t xml:space="preserve">Segment slopes, from consecutive pairs in the table above:</w:t>
+      </w:r>
+    </w:p>
+    <w:tbl>
+      <w:tblPr>
+        <w:tblStyle w:val="Table"/>
+        <w:tblW w:type="pct" w:w="5000"/>
+        <w:tblLook w:firstRow="1" w:lastRow="0" w:firstColumn="0" w:lastColumn="0" w:noHBand="0" w:noVBand="0" w:val="0020"/>
+        <w:jc w:val="start"/>
+      </w:tblPr>
+      <w:tblGrid>
+        <w:gridCol w:w="990"/>
+        <w:gridCol w:w="990"/>
+        <w:gridCol w:w="990"/>
+        <w:gridCol w:w="990"/>
+        <w:gridCol w:w="990"/>
+        <w:gridCol w:w="990"/>
+        <w:gridCol w:w="990"/>
+        <w:gridCol w:w="990"/>
+      </w:tblGrid>
+      <w:tr>
+        <w:trPr>
+          <w:tblHeader w:val="true"/>
+        </w:trPr>
+        <w:tc>
+          <w:tcPr/>
+          <w:p>
+            <w:pPr>
+              <w:pStyle w:val="Compact"/>
+              <w:jc w:val="left"/>
+            </w:pPr>
+            <w:r>
+              <w:t xml:space="preserve">Interval</w:t>
+            </w:r>
+          </w:p>
+        </w:tc>
+        <w:tc>
+          <w:tcPr/>
+          <w:p>
+            <w:pPr>
+              <w:pStyle w:val="Compact"/>
+              <w:jc w:val="left"/>
+            </w:pPr>
+            <w:r>
+              <w:t xml:space="preserve">0–10</w:t>
+            </w:r>
+          </w:p>
+        </w:tc>
+        <w:tc>
+          <w:tcPr/>
+          <w:p>
+            <w:pPr>
+              <w:pStyle w:val="Compact"/>
+              <w:jc w:val="left"/>
+            </w:pPr>
+            <w:r>
+              <w:t xml:space="preserve">10–25</w:t>
+            </w:r>
+          </w:p>
+        </w:tc>
+        <w:tc>
+          <w:tcPr/>
+          <w:p>
+            <w:pPr>
+              <w:pStyle w:val="Compact"/>
+              <w:jc w:val="left"/>
+            </w:pPr>
+            <w:r>
+              <w:t xml:space="preserve">25–50</w:t>
+            </w:r>
+          </w:p>
+        </w:tc>
+        <w:tc>
+          <w:tcPr/>
+          <w:p>
+            <w:pPr>
+              <w:pStyle w:val="Compact"/>
+              <w:jc w:val="left"/>
+            </w:pPr>
+            <w:r>
+              <w:t xml:space="preserve">50–75</w:t>
+            </w:r>
+          </w:p>
+        </w:tc>
+        <w:tc>
+          <w:tcPr/>
+          <w:p>
+            <w:pPr>
+              <w:pStyle w:val="Compact"/>
+              <w:jc w:val="left"/>
+            </w:pPr>
+            <w:r>
+              <w:t xml:space="preserve">75–100</w:t>
+            </w:r>
+          </w:p>
+        </w:tc>
+        <w:tc>
+          <w:tcPr/>
+          <w:p>
+            <w:pPr>
+              <w:pStyle w:val="Compact"/>
+              <w:jc w:val="left"/>
+            </w:pPr>
+            <w:r>
+              <w:t xml:space="preserve">100–125</w:t>
+            </w:r>
+          </w:p>
+        </w:tc>
+        <w:tc>
+          <w:tcPr/>
+          <w:p>
+            <w:pPr>
+              <w:pStyle w:val="Compact"/>
+              <w:jc w:val="left"/>
+            </w:pPr>
+            <w:r>
+              <w:t xml:space="preserve">125–140</w:t>
             </w:r>
           </w:p>
         </w:tc>
@@ -5024,123 +6674,91 @@
               <w:jc w:val="left"/>
             </w:pPr>
             <w:r>
-              <w:rPr>
-                <w:rStyle w:val="VerbatimChar"/>
-              </w:rPr>
-              <w:t xml:space="preserve">sigmoid_m0.60</w:t>
-            </w:r>
-          </w:p>
-        </w:tc>
-        <w:tc>
-          <w:tcPr/>
-          <w:p>
-            <w:pPr>
-              <w:pStyle w:val="Compact"/>
-              <w:jc w:val="left"/>
-            </w:pPr>
-            <w:r>
-              <w:t xml:space="preserve">90</w:t>
-            </w:r>
-          </w:p>
-        </w:tc>
-        <w:tc>
-          <w:tcPr/>
-          <w:p>
-            <w:pPr>
-              <w:pStyle w:val="Compact"/>
-              <w:jc w:val="left"/>
-            </w:pPr>
-            <w:r>
-              <w:t xml:space="preserve">0.85481</w:t>
-            </w:r>
-          </w:p>
-        </w:tc>
-        <w:tc>
-          <w:tcPr/>
-          <w:p>
-            <w:pPr>
-              <w:pStyle w:val="Compact"/>
-              <w:jc w:val="left"/>
-            </w:pPr>
-            <w:r>
-              <w:t xml:space="preserve">0.84840</w:t>
-            </w:r>
-          </w:p>
-        </w:tc>
-        <w:tc>
-          <w:tcPr/>
-          <w:p>
-            <w:pPr>
-              <w:pStyle w:val="Compact"/>
-              <w:jc w:val="left"/>
-            </w:pPr>
-            <w:r>
-              <w:t xml:space="preserve">−0.00641</w:t>
-            </w:r>
-          </w:p>
-        </w:tc>
-      </w:tr>
-      <w:tr>
-        <w:tc>
-          <w:tcPr/>
-          <w:p>
-            <w:pPr>
-              <w:pStyle w:val="Compact"/>
-              <w:jc w:val="left"/>
-            </w:pPr>
-            <w:r>
-              <w:rPr>
-                <w:rStyle w:val="VerbatimChar"/>
-              </w:rPr>
-              <w:t xml:space="preserve">linear_ramp</w:t>
-            </w:r>
-          </w:p>
-        </w:tc>
-        <w:tc>
-          <w:tcPr/>
-          <w:p>
-            <w:pPr>
-              <w:pStyle w:val="Compact"/>
-              <w:jc w:val="left"/>
-            </w:pPr>
-            <w:r>
-              <w:t xml:space="preserve">75</w:t>
-            </w:r>
-          </w:p>
-        </w:tc>
-        <w:tc>
-          <w:tcPr/>
-          <w:p>
-            <w:pPr>
-              <w:pStyle w:val="Compact"/>
-              <w:jc w:val="left"/>
-            </w:pPr>
-            <w:r>
-              <w:t xml:space="preserve">1.10452</w:t>
-            </w:r>
-          </w:p>
-        </w:tc>
-        <w:tc>
-          <w:tcPr/>
-          <w:p>
-            <w:pPr>
-              <w:pStyle w:val="Compact"/>
-              <w:jc w:val="left"/>
-            </w:pPr>
-            <w:r>
-              <w:t xml:space="preserve">1.06725</w:t>
-            </w:r>
-          </w:p>
-        </w:tc>
-        <w:tc>
-          <w:tcPr/>
-          <w:p>
-            <w:pPr>
-              <w:pStyle w:val="Compact"/>
-              <w:jc w:val="left"/>
-            </w:pPr>
-            <w:r>
-              <w:t xml:space="preserve">−0.03727</w:t>
+              <w:t xml:space="preserve">−slope</w:t>
+            </w:r>
+          </w:p>
+        </w:tc>
+        <w:tc>
+          <w:tcPr/>
+          <w:p>
+            <w:pPr>
+              <w:pStyle w:val="Compact"/>
+              <w:jc w:val="left"/>
+            </w:pPr>
+            <w:r>
+              <w:t xml:space="preserve">0.016667</w:t>
+            </w:r>
+          </w:p>
+        </w:tc>
+        <w:tc>
+          <w:tcPr/>
+          <w:p>
+            <w:pPr>
+              <w:pStyle w:val="Compact"/>
+              <w:jc w:val="left"/>
+            </w:pPr>
+            <w:r>
+              <w:t xml:space="preserve">0.016595</w:t>
+            </w:r>
+          </w:p>
+        </w:tc>
+        <w:tc>
+          <w:tcPr/>
+          <w:p>
+            <w:pPr>
+              <w:pStyle w:val="Compact"/>
+              <w:jc w:val="left"/>
+            </w:pPr>
+            <w:r>
+              <w:t xml:space="preserve">0.016658</w:t>
+            </w:r>
+          </w:p>
+        </w:tc>
+        <w:tc>
+          <w:tcPr/>
+          <w:p>
+            <w:pPr>
+              <w:pStyle w:val="Compact"/>
+              <w:jc w:val="left"/>
+            </w:pPr>
+            <w:r>
+              <w:t xml:space="preserve">0.016657</w:t>
+            </w:r>
+          </w:p>
+        </w:tc>
+        <w:tc>
+          <w:tcPr/>
+          <w:p>
+            <w:pPr>
+              <w:pStyle w:val="Compact"/>
+              <w:jc w:val="left"/>
+            </w:pPr>
+            <w:r>
+              <w:t xml:space="preserve">0.016649</w:t>
+            </w:r>
+          </w:p>
+        </w:tc>
+        <w:tc>
+          <w:tcPr/>
+          <w:p>
+            <w:pPr>
+              <w:pStyle w:val="Compact"/>
+              <w:jc w:val="left"/>
+            </w:pPr>
+            <w:r>
+              <w:t xml:space="preserve">0.012342</w:t>
+            </w:r>
+          </w:p>
+        </w:tc>
+        <w:tc>
+          <w:tcPr/>
+          <w:p>
+            <w:pPr>
+              <w:pStyle w:val="Compact"/>
+              <w:jc w:val="left"/>
+            </w:pPr>
+            <w:r>
+              <w:t xml:space="preserve">0.001908</w:t>
             </w:r>
           </w:p>
         </w:tc>
@@ -5151,55 +6769,7 @@
         <w:pStyle w:val="BodyText"/>
       </w:pPr>
       <w:r>
-        <w:t xml:space="preserve">A one-parameter model, fitted from outside the competition using only the</w:t>
-      </w:r>
-      <w:r>
-        <w:t xml:space="preserve"> </w:t>
-      </w:r>
-      <w:r>
-        <w:t xml:space="preserve">scoring service, predicts an unrelated submission’s official score to six parts</w:t>
-      </w:r>
-      <w:r>
-        <w:t xml:space="preserve"> </w:t>
-      </w:r>
-      <w:r>
-        <w:t xml:space="preserve">in a hundred thousand. That is not a pattern noticed in some numbers; it is the</w:t>
-      </w:r>
-      <w:r>
-        <w:t xml:space="preserve"> </w:t>
-      </w:r>
-      <w:r>
-        <w:t xml:space="preserve">metric’s functional form recovered from the outside. (The two larger residuals</w:t>
-      </w:r>
-      <w:r>
-        <w:t xml:space="preserve"> </w:t>
-      </w:r>
-      <w:r>
-        <w:t xml:space="preserve">belong to the curves that approach the threshold most gradually, where the</w:t>
-      </w:r>
-      <w:r>
-        <w:t xml:space="preserve"> </w:t>
-      </w:r>
-      <w:r>
-        <w:t xml:space="preserve">crossing frame is most sensitive to floating-point representation.)</w:t>
-      </w:r>
-    </w:p>
-    <w:bookmarkEnd w:id="37"/>
-    <w:bookmarkStart w:id="38" w:name="X969eb8e77df717c01b8daa2834b0d46e842e5d5"/>
-    <w:p>
-      <w:pPr>
-        <w:pStyle w:val="Heading3"/>
-      </w:pPr>
-      <w:r>
-        <w:t xml:space="preserve">5.4 A property of the withheld ground truth, recovered</w:t>
-      </w:r>
-    </w:p>
-    <w:p>
-      <w:pPr>
-        <w:pStyle w:val="FirstParagraph"/>
-      </w:pPr>
-      <w:r>
-        <w:t xml:space="preserve">The linearity has a consequence the organisers did not intend to publish.</w:t>
+        <w:t xml:space="preserve">Three things follow, stated with the bounds they actually support.</w:t>
       </w:r>
     </w:p>
     <w:p>
@@ -5207,197 +6777,109 @@
         <w:pStyle w:val="BodyText"/>
       </w:pPr>
       <w:r>
-        <w:t xml:space="preserve">For a step at frame</w:t>
-      </w:r>
-      <w:r>
-        <w:t xml:space="preserve"> </w:t>
-      </w:r>
-      <w:r>
         <w:rPr>
           <w:rStyle w:val="VerbatimChar"/>
-        </w:rPr>
-        <w:t xml:space="preserve">k</w:t>
-      </w:r>
-      <w:r>
-        <w:t xml:space="preserve">, both timing terms equal</w:t>
-      </w:r>
-      <w:r>
-        <w:t xml:space="preserve"> </w:t>
-      </w:r>
-      <w:r>
-        <w:rPr>
-          <w:rStyle w:val="VerbatimChar"/>
-        </w:rPr>
-        <w:t xml:space="preserve">max(t_ai − k, 0)</w:t>
-      </w:r>
-      <w:r>
-        <w:t xml:space="preserve"> </w:t>
-      </w:r>
-      <w:r>
-        <w:t xml:space="preserve">on each</w:t>
-      </w:r>
-      <w:r>
-        <w:t xml:space="preserve"> </w:t>
-      </w:r>
-      <w:r>
-        <w:t xml:space="preserve">clip, so the score above the floor is</w:t>
-      </w:r>
-      <w:r>
-        <w:t xml:space="preserve"> </w:t>
-      </w:r>
-      <w:r>
-        <w:rPr>
-          <w:rStyle w:val="VerbatimChar"/>
-        </w:rPr>
-        <w:t xml:space="preserve">(w_TTA + w_STTA) · E[max(t_ai − k, 0)]</w:t>
-      </w:r>
-      <w:r>
-        <w:t xml:space="preserve">.</w:t>
-      </w:r>
-      <w:r>
-        <w:t xml:space="preserve"> </w:t>
-      </w:r>
-      <w:r>
-        <w:t xml:space="preserve">Linearity in</w:t>
-      </w:r>
-      <w:r>
-        <w:t xml:space="preserve"> </w:t>
-      </w:r>
-      <w:r>
-        <w:rPr>
-          <w:rStyle w:val="VerbatimChar"/>
-        </w:rPr>
-        <w:t xml:space="preserve">k</w:t>
-      </w:r>
-      <w:r>
-        <w:t xml:space="preserve"> </w:t>
-      </w:r>
-      <w:r>
-        <w:t xml:space="preserve">on</w:t>
-      </w:r>
-      <w:r>
-        <w:t xml:space="preserve"> </w:t>
-      </w:r>
-      <w:r>
-        <w:rPr>
-          <w:rStyle w:val="VerbatimChar"/>
-        </w:rPr>
-        <w:t xml:space="preserve">[0, 100]</w:t>
-      </w:r>
-      <w:r>
-        <w:t xml:space="preserve"> </w:t>
-      </w:r>
-      <w:r>
-        <w:t xml:space="preserve">therefore requires</w:t>
-      </w:r>
-      <w:r>
-        <w:t xml:space="preserve"> </w:t>
-      </w:r>
-      <w:r>
-        <w:rPr>
-          <w:rStyle w:val="VerbatimChar"/>
-        </w:rPr>
-        <w:t xml:space="preserve">t_ai ≥ 100</w:t>
-      </w:r>
-      <w:r>
-        <w:t xml:space="preserve"> </w:t>
-      </w:r>
-      <w:r>
-        <w:t xml:space="preserve">in essentially</w:t>
-      </w:r>
-      <w:r>
-        <w:t xml:space="preserve"> </w:t>
-      </w:r>
-      <w:r>
-        <w:t xml:space="preserve">every contributing clip; and the score returning exactly to the floor at</w:t>
-      </w:r>
-      <w:r>
-        <w:t xml:space="preserve"> </w:t>
-      </w:r>
-      <w:r>
-        <w:rPr>
-          <w:rStyle w:val="VerbatimChar"/>
-        </w:rPr>
-        <w:t xml:space="preserve">k = 140</w:t>
-      </w:r>
-      <w:r>
-        <w:t xml:space="preserve"> </w:t>
-      </w:r>
-      <w:r>
-        <w:t xml:space="preserve">requires</w:t>
-      </w:r>
-      <w:r>
-        <w:t xml:space="preserve"> </w:t>
-      </w:r>
-      <w:r>
-        <w:rPr>
-          <w:rStyle w:val="VerbatimChar"/>
-        </w:rPr>
-        <w:t xml:space="preserve">t_ai ≤ 140</w:t>
-      </w:r>
-      <w:r>
-        <w:t xml:space="preserve"> </w:t>
-      </w:r>
-      <w:r>
-        <w:t xml:space="preserve">in every one. Dividing the timing total by the</w:t>
-      </w:r>
-      <w:r>
-        <w:t xml:space="preserve"> </w:t>
-      </w:r>
-      <w:r>
-        <w:t xml:space="preserve">slope gives the mean:</w:t>
-      </w:r>
-    </w:p>
-    <w:p>
-      <w:pPr>
-        <w:pStyle w:val="BlockText"/>
-      </w:pPr>
-      <w:r>
-        <w:rPr>
           <w:bCs/>
           <w:b/>
         </w:rPr>
-        <w:t xml:space="preserve">The accident onset lies between frames 100 and 140 in essentially every</w:t>
+        <w:t xml:space="preserve">c ≈ 1/60</w:t>
       </w:r>
       <w:r>
         <w:rPr>
           <w:bCs/>
           <w:b/>
         </w:rPr>
-        <w:t xml:space="preserve"> </w:t>
-      </w:r>
+        <w:t xml:space="preserve">.</w:t>
+      </w:r>
+      <w:r>
+        <w:t xml:space="preserve"> </w:t>
+      </w:r>
+      <w:r>
+        <w:t xml:space="preserve">The initial segment gives 0.016667, which is 1/60.00 to five</w:t>
+      </w:r>
+      <w:r>
+        <w:t xml:space="preserve"> </w:t>
+      </w:r>
+      <w:r>
+        <w:t xml:space="preserve">figures; since</w:t>
+      </w:r>
+      <w:r>
+        <w:t xml:space="preserve"> </w:t>
+      </w:r>
+      <w:r>
+        <w:rPr>
+          <w:rStyle w:val="VerbatimChar"/>
+        </w:rPr>
+        <w:t xml:space="preserve">P(t_ai &gt; 0) = 1</w:t>
+      </w:r>
+      <w:r>
+        <w:t xml:space="preserve">, that segment estimates</w:t>
+      </w:r>
+      <w:r>
+        <w:t xml:space="preserve"> </w:t>
+      </w:r>
+      <w:r>
+        <w:rPr>
+          <w:rStyle w:val="VerbatimChar"/>
+        </w:rPr>
+        <w:t xml:space="preserve">c</w:t>
+      </w:r>
+      <w:r>
+        <w:t xml:space="preserve"> </w:t>
+      </w:r>
+      <w:r>
+        <w:t xml:space="preserve">directly.</w:t>
+      </w:r>
+    </w:p>
+    <w:p>
+      <w:pPr>
+        <w:pStyle w:val="BodyText"/>
+      </w:pPr>
       <w:r>
         <w:rPr>
           <w:bCs/>
           <w:b/>
         </w:rPr>
-        <w:t xml:space="preserve">clip, with mean 120.3 — that is, at 4.01 s of a 5.00 s clip.</w:t>
-      </w:r>
-    </w:p>
-    <w:p>
-      <w:pPr>
-        <w:pStyle w:val="FirstParagraph"/>
-      </w:pPr>
-      <w:r>
-        <w:t xml:space="preserve">This is a genuine measurement of hidden annotations, obtained without them. It</w:t>
-      </w:r>
-      <w:r>
-        <w:t xml:space="preserve"> </w:t>
-      </w:r>
-      <w:r>
-        <w:t xml:space="preserve">also explains, mechanically, why the constant does so well on this particular</w:t>
-      </w:r>
-      <w:r>
-        <w:t xml:space="preserve"> </w:t>
-      </w:r>
-      <w:r>
-        <w:t xml:space="preserve">corpus: because the accident is always late in the window, an alarm at frame 0</w:t>
-      </w:r>
-      <w:r>
-        <w:t xml:space="preserve"> </w:t>
-      </w:r>
-      <w:r>
-        <w:t xml:space="preserve">is always credited with roughly 120 frames — four seconds — of anticipation.</w:t>
+        <w:t xml:space="preserve">Almost no onset before frame 100.</w:t>
+      </w:r>
+      <w:r>
+        <w:t xml:space="preserve"> </w:t>
+      </w:r>
+      <w:r>
+        <w:t xml:space="preserve">The ratio of the 75–100 slope to the 0–10</w:t>
+      </w:r>
+      <w:r>
+        <w:t xml:space="preserve"> </w:t>
+      </w:r>
+      <w:r>
+        <w:t xml:space="preserve">slope is 0.016649/0.016667 = 0.99894, so</w:t>
+      </w:r>
+      <w:r>
+        <w:t xml:space="preserve"> </w:t>
+      </w:r>
+      <w:r>
+        <w:rPr>
+          <w:rStyle w:val="VerbatimChar"/>
+        </w:rPr>
+        <w:t xml:space="preserve">P(t_ai ≤ 100) ≤ 0.11%</w:t>
+      </w:r>
+      <w:r>
+        <w:t xml:space="preserve"> </w:t>
+      </w:r>
+      <w:r>
+        <w:t xml:space="preserve">of contributing</w:t>
+      </w:r>
+      <w:r>
+        <w:t xml:space="preserve"> </w:t>
+      </w:r>
+      <w:r>
+        <w:t xml:space="preserve">clips — about one or two clips in the private split, not zero, and we do not</w:t>
+      </w:r>
+      <w:r>
+        <w:t xml:space="preserve"> </w:t>
+      </w:r>
+      <w:r>
+        <w:t xml:space="preserve">claim zero.</w:t>
       </w:r>
     </w:p>
     <w:p>
@@ -5405,7 +6887,11 @@
         <w:pStyle w:val="BodyText"/>
       </w:pPr>
       <w:r>
-        <w:t xml:space="preserve">It further constrains the weights. Since</w:t>
+        <w:rPr>
+          <w:bCs/>
+          <w:b/>
+        </w:rPr>
+        <w:t xml:space="preserve">Almost none after frame 140.</w:t>
       </w:r>
       <w:r>
         <w:t xml:space="preserve"> </w:t>
@@ -5414,16 +6900,13 @@
         <w:rPr>
           <w:rStyle w:val="VerbatimChar"/>
         </w:rPr>
-        <w:t xml:space="preserve">E[t_ai] ≤ 150</w:t>
-      </w:r>
-      <w:r>
-        <w:t xml:space="preserve">, and the timing</w:t>
-      </w:r>
-      <w:r>
-        <w:t xml:space="preserve"> </w:t>
-      </w:r>
-      <w:r>
-        <w:t xml:space="preserve">contribution equals</w:t>
+        <w:t xml:space="preserve">step_at_140</w:t>
+      </w:r>
+      <w:r>
+        <w:t xml:space="preserve"> </w:t>
+      </w:r>
+      <w:r>
+        <w:t xml:space="preserve">and</w:t>
       </w:r>
       <w:r>
         <w:t xml:space="preserve"> </w:t>
@@ -5432,16 +6915,49 @@
         <w:rPr>
           <w:rStyle w:val="VerbatimChar"/>
         </w:rPr>
-        <w:t xml:space="preserve">(w_TTA + w_STTA) · 120.3</w:t>
-      </w:r>
-      <w:r>
-        <w:t xml:space="preserve">, the timing terms must be</w:t>
-      </w:r>
-      <w:r>
-        <w:t xml:space="preserve"> </w:t>
-      </w:r>
-      <w:r>
-        <w:t xml:space="preserve">averaged over positive clips only,</w:t>
+        <w:t xml:space="preserve">never_crosses</w:t>
+      </w:r>
+      <w:r>
+        <w:t xml:space="preserve"> </w:t>
+      </w:r>
+      <w:r>
+        <w:t xml:space="preserve">agree at the</w:t>
+      </w:r>
+      <w:r>
+        <w:t xml:space="preserve"> </w:t>
+      </w:r>
+      <w:r>
+        <w:t xml:space="preserve">displayed precision, so the excess</w:t>
+      </w:r>
+      <w:r>
+        <w:t xml:space="preserve"> </w:t>
+      </w:r>
+      <w:r>
+        <w:rPr>
+          <w:rStyle w:val="VerbatimChar"/>
+        </w:rPr>
+        <w:t xml:space="preserve">E[max(t_ai − 140, 0)]</w:t>
+      </w:r>
+      <w:r>
+        <w:t xml:space="preserve"> </w:t>
+      </w:r>
+      <w:r>
+        <w:t xml:space="preserve">is below</w:t>
+      </w:r>
+      <w:r>
+        <w:t xml:space="preserve"> </w:t>
+      </w:r>
+      <w:r>
+        <w:rPr>
+          <w:rStyle w:val="VerbatimChar"/>
+        </w:rPr>
+        <w:t xml:space="preserve">5×10⁻⁶/0.016667 ≈ 3×10⁻⁴</w:t>
+      </w:r>
+      <w:r>
+        <w:t xml:space="preserve"> </w:t>
+      </w:r>
+      <w:r>
+        <w:t xml:space="preserve">frames. That bounds a</w:t>
       </w:r>
       <w:r>
         <w:t xml:space="preserve"> </w:t>
@@ -5451,25 +6967,329 @@
           <w:iCs/>
           <w:i/>
         </w:rPr>
-        <w:t xml:space="preserve">or</w:t>
-      </w:r>
-      <w:r>
-        <w:t xml:space="preserve"> </w:t>
-      </w:r>
-      <w:r>
-        <w:t xml:space="preserve">the corpus must be at least 80% positive</w:t>
-      </w:r>
-      <w:r>
-        <w:t xml:space="preserve"> </w:t>
-      </w:r>
-      <w:r>
-        <w:t xml:space="preserve">for the arithmetic to close. We cannot distinguish these without the labels and</w:t>
-      </w:r>
-      <w:r>
-        <w:t xml:space="preserve"> </w:t>
-      </w:r>
-      <w:r>
-        <w:t xml:space="preserve">do not attempt to. We report the</w:t>
+        <w:t xml:space="preserve">mean</w:t>
+      </w:r>
+      <w:r>
+        <w:t xml:space="preserve">, not a support: it</w:t>
+      </w:r>
+      <w:r>
+        <w:t xml:space="preserve"> </w:t>
+      </w:r>
+      <w:r>
+        <w:t xml:space="preserve">permits a handful of late-onset clips while remaining invisible at five decimals.</w:t>
+      </w:r>
+    </w:p>
+    <w:p>
+      <w:pPr>
+        <w:pStyle w:val="BodyText"/>
+      </w:pPr>
+      <w:r>
+        <w:t xml:space="preserve">Dividing the timing total by</w:t>
+      </w:r>
+      <w:r>
+        <w:t xml:space="preserve"> </w:t>
+      </w:r>
+      <w:r>
+        <w:rPr>
+          <w:rStyle w:val="VerbatimChar"/>
+        </w:rPr>
+        <w:t xml:space="preserve">c</w:t>
+      </w:r>
+      <w:r>
+        <w:t xml:space="preserve">:</w:t>
+      </w:r>
+    </w:p>
+    <w:p>
+      <w:pPr>
+        <w:pStyle w:val="BlockText"/>
+      </w:pPr>
+      <w:r>
+        <w:rPr>
+          <w:bCs/>
+          <w:b/>
+        </w:rPr>
+        <w:t xml:space="preserve">The accident onset lies between frames 100 and 140 in all but a fraction of</w:t>
+      </w:r>
+      <w:r>
+        <w:rPr>
+          <w:bCs/>
+          <w:b/>
+        </w:rPr>
+        <w:t xml:space="preserve"> </w:t>
+      </w:r>
+      <w:r>
+        <w:rPr>
+          <w:bCs/>
+          <w:b/>
+        </w:rPr>
+        <w:t xml:space="preserve">a percent of accident clips, with mean 120.1 (120.3 using the fitted rather</w:t>
+      </w:r>
+      <w:r>
+        <w:rPr>
+          <w:bCs/>
+          <w:b/>
+        </w:rPr>
+        <w:t xml:space="preserve"> </w:t>
+      </w:r>
+      <w:r>
+        <w:rPr>
+          <w:bCs/>
+          <w:b/>
+        </w:rPr>
+        <w:t xml:space="preserve">than the initial slope) — that is, at about 4.0 s of a 5.00 s clip.</w:t>
+      </w:r>
+    </w:p>
+    <w:p>
+      <w:pPr>
+        <w:pStyle w:val="FirstParagraph"/>
+      </w:pPr>
+      <w:r>
+        <w:t xml:space="preserve">This is a measurement of hidden annotations obtained without them, and it</w:t>
+      </w:r>
+      <w:r>
+        <w:t xml:space="preserve"> </w:t>
+      </w:r>
+      <w:r>
+        <w:t xml:space="preserve">explains mechanically why the constant does so well on this corpus: because the</w:t>
+      </w:r>
+      <w:r>
+        <w:t xml:space="preserve"> </w:t>
+      </w:r>
+      <w:r>
+        <w:t xml:space="preserve">accident is always late in the window, an alarm at frame 0 is credited with</w:t>
+      </w:r>
+      <w:r>
+        <w:t xml:space="preserve"> </w:t>
+      </w:r>
+      <w:r>
+        <w:t xml:space="preserve">roughly 120 frames — four seconds — of anticipation on every clip.</w:t>
+      </w:r>
+    </w:p>
+    <w:p>
+      <w:pPr>
+        <w:pStyle w:val="BodyText"/>
+      </w:pPr>
+      <w:r>
+        <w:rPr>
+          <w:bCs/>
+          <w:b/>
+        </w:rPr>
+        <w:t xml:space="preserve">An unexplained residual.</w:t>
+      </w:r>
+      <w:r>
+        <w:t xml:space="preserve"> </w:t>
+      </w:r>
+      <w:r>
+        <w:t xml:space="preserve">Under this model</w:t>
+      </w:r>
+      <w:r>
+        <w:t xml:space="preserve"> </w:t>
+      </w:r>
+      <w:r>
+        <w:rPr>
+          <w:rStyle w:val="VerbatimChar"/>
+        </w:rPr>
+        <w:t xml:space="preserve">|slope|</w:t>
+      </w:r>
+      <w:r>
+        <w:t xml:space="preserve"> </w:t>
+      </w:r>
+      <w:r>
+        <w:t xml:space="preserve">must be non-increasing</w:t>
+      </w:r>
+      <w:r>
+        <w:t xml:space="preserve"> </w:t>
+      </w:r>
+      <w:r>
+        <w:t xml:space="preserve">in</w:t>
+      </w:r>
+      <w:r>
+        <w:t xml:space="preserve"> </w:t>
+      </w:r>
+      <w:r>
+        <w:rPr>
+          <w:rStyle w:val="VerbatimChar"/>
+        </w:rPr>
+        <w:t xml:space="preserve">k</w:t>
+      </w:r>
+      <w:r>
+        <w:t xml:space="preserve">, because a survival function cannot rise. It is not: the 25–50 segment is</w:t>
+      </w:r>
+      <w:r>
+        <w:t xml:space="preserve"> </w:t>
+      </w:r>
+      <w:r>
+        <w:t xml:space="preserve">steeper than the 10–25 segment by 6.3×10⁻⁵, roughly ninety times the ±6.7×10⁻⁷</w:t>
+      </w:r>
+      <w:r>
+        <w:t xml:space="preserve"> </w:t>
+      </w:r>
+      <w:r>
+        <w:t xml:space="preserve">that five-decimal rounding permits over a fifteen-frame span. The straight line</w:t>
+      </w:r>
+      <w:r>
+        <w:t xml:space="preserve"> </w:t>
+      </w:r>
+      <w:r>
+        <w:t xml:space="preserve">of §5.3 is therefore very good but not exact, and the deviation is real. We</w:t>
+      </w:r>
+      <w:r>
+        <w:t xml:space="preserve"> </w:t>
+      </w:r>
+      <w:r>
+        <w:t xml:space="preserve">suspect it is the same second-order effect that produces the</w:t>
+      </w:r>
+      <w:r>
+        <w:t xml:space="preserve"> </w:t>
+      </w:r>
+      <w:r>
+        <w:rPr>
+          <w:rStyle w:val="VerbatimChar"/>
+        </w:rPr>
+        <w:t xml:space="preserve">linear_ramp</w:t>
+      </w:r>
+      <w:r>
+        <w:t xml:space="preserve"> </w:t>
+      </w:r>
+      <w:r>
+        <w:t xml:space="preserve">discrepancy, and we report it rather than fit around it.</w:t>
+      </w:r>
+    </w:p>
+    <w:p>
+      <w:pPr>
+        <w:pStyle w:val="BodyText"/>
+      </w:pPr>
+      <w:r>
+        <w:rPr>
+          <w:bCs/>
+          <w:b/>
+        </w:rPr>
+        <w:t xml:space="preserve">Two conventions this rests on, neither of them verified.</w:t>
+      </w:r>
+      <w:r>
+        <w:t xml:space="preserve"> </w:t>
+      </w:r>
+      <w:r>
+        <w:t xml:space="preserve">When</w:t>
+      </w:r>
+      <w:r>
+        <w:t xml:space="preserve"> </w:t>
+      </w:r>
+      <w:r>
+        <w:rPr>
+          <w:rStyle w:val="VerbatimChar"/>
+        </w:rPr>
+        <w:t xml:space="preserve">k &gt; t_ai</w:t>
+      </w:r>
+      <w:r>
+        <w:t xml:space="preserve"> </w:t>
+      </w:r>
+      <w:r>
+        <w:t xml:space="preserve">the</w:t>
+      </w:r>
+      <w:r>
+        <w:t xml:space="preserve"> </w:t>
+      </w:r>
+      <w:r>
+        <w:t xml:space="preserve">set</w:t>
+      </w:r>
+      <w:r>
+        <w:t xml:space="preserve"> </w:t>
+      </w:r>
+      <w:r>
+        <w:rPr>
+          <w:rStyle w:val="VerbatimChar"/>
+        </w:rPr>
+        <w:t xml:space="preserve">{t_a : p_t &gt; 0.5, t_a ≤ t_ai}</w:t>
+      </w:r>
+      <w:r>
+        <w:t xml:space="preserve"> </w:t>
+      </w:r>
+      <w:r>
+        <w:t xml:space="preserve">is empty and the definition as published</w:t>
+      </w:r>
+      <w:r>
+        <w:t xml:space="preserve"> </w:t>
+      </w:r>
+      <w:r>
+        <w:t xml:space="preserve">gives an undefined maximum; we assume the scorer takes it as zero. We also</w:t>
+      </w:r>
+      <w:r>
+        <w:t xml:space="preserve"> </w:t>
+      </w:r>
+      <w:r>
+        <w:t xml:space="preserve">assume clips with no accident contribute nothing to the timing terms. Both</w:t>
+      </w:r>
+      <w:r>
+        <w:t xml:space="preserve"> </w:t>
+      </w:r>
+      <w:r>
+        <w:t xml:space="preserve">assumptions are load-bearing for the</w:t>
+      </w:r>
+      <w:r>
+        <w:t xml:space="preserve"> </w:t>
+      </w:r>
+      <w:r>
+        <w:rPr>
+          <w:rStyle w:val="VerbatimChar"/>
+        </w:rPr>
+        <w:t xml:space="preserve">k &gt; 100</w:t>
+      </w:r>
+      <w:r>
+        <w:t xml:space="preserve"> </w:t>
+      </w:r>
+      <w:r>
+        <w:t xml:space="preserve">region and we flag them as such.</w:t>
+      </w:r>
+    </w:p>
+    <w:p>
+      <w:pPr>
+        <w:pStyle w:val="BodyText"/>
+      </w:pPr>
+      <w:r>
+        <w:rPr>
+          <w:bCs/>
+          <w:b/>
+        </w:rPr>
+        <w:t xml:space="preserve">What we deliberately do not do is separate the weights from the metric</w:t>
+      </w:r>
+      <w:r>
+        <w:rPr>
+          <w:bCs/>
+          <w:b/>
+        </w:rPr>
+        <w:t xml:space="preserve"> </w:t>
+      </w:r>
+      <w:r>
+        <w:rPr>
+          <w:bCs/>
+          <w:b/>
+        </w:rPr>
+        <w:t xml:space="preserve">values.</w:t>
+      </w:r>
+      <w:r>
+        <w:t xml:space="preserve"> </w:t>
+      </w:r>
+      <w:r>
+        <w:t xml:space="preserve">All quantities above are products</w:t>
+      </w:r>
+      <w:r>
+        <w:t xml:space="preserve"> </w:t>
+      </w:r>
+      <w:r>
+        <w:rPr>
+          <w:rStyle w:val="VerbatimChar"/>
+        </w:rPr>
+        <w:t xml:space="preserve">w · metric</w:t>
+      </w:r>
+      <w:r>
+        <w:t xml:space="preserve">. Note in particular</w:t>
+      </w:r>
+      <w:r>
+        <w:t xml:space="preserve"> </w:t>
+      </w:r>
+      <w:r>
+        <w:t xml:space="preserve">that the ratio of the timing total to the slope equals the mean onset</w:t>
       </w:r>
       <w:r>
         <w:t xml:space="preserve"> </w:t>
@@ -5479,40 +7299,40 @@
           <w:iCs/>
           <w:i/>
         </w:rPr>
-        <w:t xml:space="preserve">products</w:t>
-      </w:r>
-      <w:r>
-        <w:t xml:space="preserve"> </w:t>
-      </w:r>
-      <w:r>
-        <w:t xml:space="preserve">—</w:t>
-      </w:r>
-      <w:r>
-        <w:t xml:space="preserve"> </w:t>
-      </w:r>
-      <w:r>
-        <w:rPr>
-          <w:rStyle w:val="VerbatimChar"/>
-        </w:rPr>
-        <w:t xml:space="preserve">w·metric</w:t>
-      </w:r>
-      <w:r>
-        <w:t xml:space="preserve"> </w:t>
-      </w:r>
-      <w:r>
-        <w:t xml:space="preserve">— throughout, because</w:t>
-      </w:r>
-      <w:r>
-        <w:t xml:space="preserve"> </w:t>
-      </w:r>
-      <w:r>
-        <w:t xml:space="preserve">the products are what determine the ranking, and because separating a weight</w:t>
-      </w:r>
-      <w:r>
-        <w:t xml:space="preserve"> </w:t>
-      </w:r>
-      <w:r>
-        <w:t xml:space="preserve">from a metric value requires ground truth we correctly do not have.</w:t>
+        <w:t xml:space="preserve">conditional on the clips that contribute</w:t>
+      </w:r>
+      <w:r>
+        <w:t xml:space="preserve">, and that the positive rate cancels</w:t>
+      </w:r>
+      <w:r>
+        <w:t xml:space="preserve"> </w:t>
+      </w:r>
+      <w:r>
+        <w:t xml:space="preserve">out of that ratio identically — so this measurement says nothing whatever about</w:t>
+      </w:r>
+      <w:r>
+        <w:t xml:space="preserve"> </w:t>
+      </w:r>
+      <w:r>
+        <w:t xml:space="preserve">what fraction of the corpus contains an accident, and we make no such claim. The</w:t>
+      </w:r>
+      <w:r>
+        <w:t xml:space="preserve"> </w:t>
+      </w:r>
+      <w:r>
+        <w:t xml:space="preserve">products are what determine the ranking, which is why reporting them is</w:t>
+      </w:r>
+      <w:r>
+        <w:t xml:space="preserve"> </w:t>
+      </w:r>
+      <w:r>
+        <w:t xml:space="preserve">sufficient; separating a weight from a metric value would require the ground</w:t>
+      </w:r>
+      <w:r>
+        <w:t xml:space="preserve"> </w:t>
+      </w:r>
+      <w:r>
+        <w:t xml:space="preserve">truth we correctly do not have.</w:t>
       </w:r>
     </w:p>
     <w:bookmarkEnd w:id="38"/>
@@ -6322,13 +8142,29 @@
         <w:pStyle w:val="BodyText"/>
       </w:pPr>
       <w:r>
-        <w:t xml:space="preserve">Public and private scores agree to within 0.006 throughout, so the finding is</w:t>
-      </w:r>
-      <w:r>
-        <w:t xml:space="preserve"> </w:t>
-      </w:r>
-      <w:r>
-        <w:t xml:space="preserve">not a split artefact.</w:t>
+        <w:t xml:space="preserve">Public and private scores agree to within 0.00584 across all eighteen, so the</w:t>
+      </w:r>
+      <w:r>
+        <w:t xml:space="preserve"> </w:t>
+      </w:r>
+      <w:r>
+        <w:rPr>
+          <w:iCs/>
+          <w:i/>
+        </w:rPr>
+        <w:t xml:space="preserve">blind</w:t>
+      </w:r>
+      <w:r>
+        <w:t xml:space="preserve"> </w:t>
+      </w:r>
+      <w:r>
+        <w:t xml:space="preserve">scores are stable across the split. We claim nothing from this about</w:t>
+      </w:r>
+      <w:r>
+        <w:t xml:space="preserve"> </w:t>
+      </w:r>
+      <w:r>
+        <w:t xml:space="preserve">whether the teams’ relative positions are split-stable, which we cannot observe.</w:t>
       </w:r>
     </w:p>
     <w:p>
@@ -6354,96 +8190,178 @@
         <w:pStyle w:val="FirstParagraph"/>
       </w:pPr>
       <w:r>
-        <w:t xml:space="preserve">The defect is not a badly chosen weight. It is a type error.</w:t>
-      </w:r>
-    </w:p>
-    <w:p>
-      <w:pPr>
-        <w:pStyle w:val="BodyText"/>
-      </w:pPr>
-      <w:r>
-        <w:t xml:space="preserve">Write the score as</w:t>
-      </w:r>
-      <w:r>
-        <w:t xml:space="preserve"> </w:t>
-      </w:r>
-      <w:r>
-        <w:rPr>
-          <w:rStyle w:val="VerbatimChar"/>
-        </w:rPr>
-        <w:t xml:space="preserve">s = B + U</w:t>
-      </w:r>
-      <w:r>
-        <w:t xml:space="preserve">, where</w:t>
-      </w:r>
-      <w:r>
-        <w:t xml:space="preserve"> </w:t>
-      </w:r>
-      <w:r>
-        <w:rPr>
-          <w:rStyle w:val="VerbatimChar"/>
-        </w:rPr>
-        <w:t xml:space="preserve">B = w_AP·AP + w_AUC·AUC</w:t>
-      </w:r>
-      <w:r>
-        <w:t xml:space="preserve"> </w:t>
-      </w:r>
-      <w:r>
-        <w:t xml:space="preserve">is bounded above</w:t>
-      </w:r>
-      <w:r>
-        <w:t xml:space="preserve"> </w:t>
-      </w:r>
-      <w:r>
-        <w:t xml:space="preserve">by</w:t>
-      </w:r>
-      <w:r>
-        <w:t xml:space="preserve"> </w:t>
-      </w:r>
-      <w:r>
-        <w:rPr>
-          <w:rStyle w:val="VerbatimChar"/>
-        </w:rPr>
-        <w:t xml:space="preserve">w_AP + w_AUC</w:t>
-      </w:r>
-      <w:r>
-        <w:t xml:space="preserve">, and</w:t>
-      </w:r>
-      <w:r>
-        <w:t xml:space="preserve"> </w:t>
-      </w:r>
-      <w:r>
-        <w:rPr>
-          <w:rStyle w:val="VerbatimChar"/>
-        </w:rPr>
-        <w:t xml:space="preserve">U = w_TTA·TTA + w_STTA·STTA</w:t>
-      </w:r>
-      <w:r>
-        <w:t xml:space="preserve"> </w:t>
-      </w:r>
-      <w:r>
-        <w:t xml:space="preserve">is bounded above by</w:t>
-      </w:r>
-      <w:r>
-        <w:t xml:space="preserve"> </w:t>
-      </w:r>
-      <w:r>
-        <w:rPr>
-          <w:rStyle w:val="VerbatimChar"/>
-        </w:rPr>
-        <w:t xml:space="preserve">(w_TTA + w_STTA)·E[t_ai]</w:t>
-      </w:r>
-      <w:r>
-        <w:t xml:space="preserve">, a quantity that depends on the</w:t>
-      </w:r>
-      <w:r>
-        <w:t xml:space="preserve"> </w:t>
-      </w:r>
-      <w:r>
         <w:rPr>
           <w:iCs/>
           <w:i/>
         </w:rPr>
+        <w:t xml:space="preserve">Scope, fixed before the argument rather than after it: what follows is an</w:t>
+      </w:r>
+      <w:r>
+        <w:rPr>
+          <w:iCs/>
+          <w:i/>
+        </w:rPr>
+        <w:t xml:space="preserve"> </w:t>
+      </w:r>
+      <w:r>
+        <w:rPr>
+          <w:iCs/>
+          <w:i/>
+        </w:rPr>
+        <w:t xml:space="preserve">analysis of a metric’s algebra, illustrated by measurements on one benchmark</w:t>
+      </w:r>
+      <w:r>
+        <w:rPr>
+          <w:iCs/>
+          <w:i/>
+        </w:rPr>
+        <w:t xml:space="preserve"> </w:t>
+      </w:r>
+      <w:r>
+        <w:rPr>
+          <w:iCs/>
+          <w:i/>
+        </w:rPr>
+        <w:t xml:space="preserve">with thirteen teams. Properties (a) and (b) are consequences of the definitions</w:t>
+      </w:r>
+      <w:r>
+        <w:rPr>
+          <w:iCs/>
+          <w:i/>
+        </w:rPr>
+        <w:t xml:space="preserve"> </w:t>
+      </w:r>
+      <w:r>
+        <w:rPr>
+          <w:iCs/>
+          <w:i/>
+        </w:rPr>
+        <w:t xml:space="preserve">in §2.3 and hold wherever those definitions are used. Property (c) is a</w:t>
+      </w:r>
+      <w:r>
+        <w:rPr>
+          <w:iCs/>
+          <w:i/>
+        </w:rPr>
+        <w:t xml:space="preserve"> </w:t>
+      </w:r>
+      <w:r>
+        <w:rPr>
+          <w:iCs/>
+          <w:i/>
+        </w:rPr>
+        <w:t xml:space="preserve">statement about what the algebra implies, not a survey finding. We have not</w:t>
+      </w:r>
+      <w:r>
+        <w:rPr>
+          <w:iCs/>
+          <w:i/>
+        </w:rPr>
+        <w:t xml:space="preserve"> </w:t>
+      </w:r>
+      <w:r>
+        <w:rPr>
+          <w:iCs/>
+          <w:i/>
+        </w:rPr>
+        <w:t xml:space="preserve">audited the literature, and §8 states what that costs us.</w:t>
+      </w:r>
+    </w:p>
+    <w:p>
+      <w:pPr>
+        <w:pStyle w:val="BodyText"/>
+      </w:pPr>
+      <w:r>
+        <w:t xml:space="preserve">The defect is not a badly chosen weight. It is a type error.</w:t>
+      </w:r>
+    </w:p>
+    <w:p>
+      <w:pPr>
+        <w:pStyle w:val="BodyText"/>
+      </w:pPr>
+      <w:r>
+        <w:t xml:space="preserve">Write the score as</w:t>
+      </w:r>
+      <w:r>
+        <w:t xml:space="preserve"> </w:t>
+      </w:r>
+      <w:r>
+        <w:rPr>
+          <w:rStyle w:val="VerbatimChar"/>
+        </w:rPr>
+        <w:t xml:space="preserve">s = B + U</w:t>
+      </w:r>
+      <w:r>
+        <w:t xml:space="preserve">, where</w:t>
+      </w:r>
+      <w:r>
+        <w:t xml:space="preserve"> </w:t>
+      </w:r>
+      <w:r>
+        <w:rPr>
+          <w:rStyle w:val="VerbatimChar"/>
+        </w:rPr>
+        <w:t xml:space="preserve">B = w_AP·AP + w_AUC·AUC</w:t>
+      </w:r>
+      <w:r>
+        <w:t xml:space="preserve"> </w:t>
+      </w:r>
+      <w:r>
+        <w:t xml:space="preserve">is bounded above</w:t>
+      </w:r>
+      <w:r>
+        <w:t xml:space="preserve"> </w:t>
+      </w:r>
+      <w:r>
+        <w:t xml:space="preserve">by</w:t>
+      </w:r>
+      <w:r>
+        <w:t xml:space="preserve"> </w:t>
+      </w:r>
+      <w:r>
+        <w:rPr>
+          <w:rStyle w:val="VerbatimChar"/>
+        </w:rPr>
+        <w:t xml:space="preserve">w_AP + w_AUC</w:t>
+      </w:r>
+      <w:r>
+        <w:t xml:space="preserve">, and</w:t>
+      </w:r>
+      <w:r>
+        <w:t xml:space="preserve"> </w:t>
+      </w:r>
+      <w:r>
+        <w:rPr>
+          <w:rStyle w:val="VerbatimChar"/>
+        </w:rPr>
+        <w:t xml:space="preserve">U = w_TTA·TTA + w_STTA·STTA</w:t>
+      </w:r>
+      <w:r>
+        <w:t xml:space="preserve"> </w:t>
+      </w:r>
+      <w:r>
+        <w:t xml:space="preserve">is bounded above by</w:t>
+      </w:r>
+      <w:r>
+        <w:t xml:space="preserve"> </w:t>
+      </w:r>
+      <w:r>
+        <w:rPr>
+          <w:rStyle w:val="VerbatimChar"/>
+        </w:rPr>
+        <w:t xml:space="preserve">(w_TTA + w_STTA)·E[t_ai]</w:t>
+      </w:r>
+      <w:r>
+        <w:t xml:space="preserve">, a quantity that depends on the</w:t>
+      </w:r>
+      <w:r>
+        <w:t xml:space="preserve"> </w:t>
+      </w:r>
+      <w:r>
+        <w:rPr>
+          <w:iCs/>
+          <w:i/>
+        </w:rPr>
         <w:t xml:space="preserve">corpus windowing</w:t>
       </w:r>
       <w:r>
@@ -6465,100 +8383,233 @@
           <w:bCs/>
           <w:b/>
         </w:rPr>
-        <w:t xml:space="preserve">(a) The unbounded term dominates whenever clips are long.</w:t>
-      </w:r>
-      <w:r>
-        <w:t xml:space="preserve"> </w:t>
-      </w:r>
-      <w:r>
-        <w:t xml:space="preserve">The ratio</w:t>
-      </w:r>
-      <w:r>
-        <w:t xml:space="preserve"> </w:t>
-      </w:r>
-      <w:r>
-        <w:rPr>
-          <w:rStyle w:val="VerbatimChar"/>
-        </w:rPr>
-        <w:t xml:space="preserve">U/B</w:t>
-      </w:r>
-      <w:r>
-        <w:t xml:space="preserve"> </w:t>
-      </w:r>
-      <w:r>
-        <w:t xml:space="preserve">at</w:t>
-      </w:r>
-      <w:r>
-        <w:t xml:space="preserve"> </w:t>
-      </w:r>
-      <w:r>
-        <w:t xml:space="preserve">its respective maxima grows linearly in clip length. Two research groups</w:t>
-      </w:r>
-      <w:r>
-        <w:t xml:space="preserve"> </w:t>
-      </w:r>
-      <w:r>
-        <w:t xml:space="preserve">adopting the same weights on corpora windowed differently are not using the same</w:t>
-      </w:r>
-      <w:r>
-        <w:t xml:space="preserve"> </w:t>
-      </w:r>
-      <w:r>
-        <w:t xml:space="preserve">metric. Here the ratio is 5.70.</w:t>
-      </w:r>
-    </w:p>
-    <w:p>
-      <w:pPr>
-        <w:pStyle w:val="BodyText"/>
-      </w:pPr>
+        <w:t xml:space="preserve">(a) The unbounded term grows with clip length while the bounded one does</w:t>
+      </w:r>
       <w:r>
         <w:rPr>
           <w:bCs/>
           <w:b/>
         </w:rPr>
-        <w:t xml:space="preserve">(b) The unbounded term has a constant as its global maximiser.</w:t>
-      </w:r>
-      <w:r>
-        <w:t xml:space="preserve"> </w:t>
-      </w:r>
-      <w:r>
-        <w:t xml:space="preserve">Any</w:t>
-      </w:r>
-      <w:r>
-        <w:t xml:space="preserve"> </w:t>
-      </w:r>
-      <w:r>
-        <w:t xml:space="preserve">threshold-crossing earliness measure is maximised by crossing immediately and</w:t>
-      </w:r>
-      <w:r>
-        <w:t xml:space="preserve"> </w:t>
-      </w:r>
-      <w:r>
-        <w:t xml:space="preserve">never returning. This is true of TTA and STTA as defined here and of every</w:t>
-      </w:r>
-      <w:r>
-        <w:t xml:space="preserve"> </w:t>
-      </w:r>
-      <w:r>
-        <w:t xml:space="preserve">variant we are aware of that is not normalised per clip. The maximiser reads no</w:t>
-      </w:r>
-      <w:r>
-        <w:t xml:space="preserve"> </w:t>
-      </w:r>
-      <w:r>
-        <w:t xml:space="preserve">input, so the term it maximises can carry no information about the input.</w:t>
-      </w:r>
-    </w:p>
-    <w:p>
-      <w:pPr>
-        <w:pStyle w:val="BodyText"/>
-      </w:pPr>
+        <w:t xml:space="preserve"> </w:t>
+      </w:r>
       <w:r>
         <w:rPr>
           <w:bCs/>
           <w:b/>
         </w:rPr>
-        <w:t xml:space="preserve">(c) Therefore the informative content of the score is confined to</w:t>
+        <w:t xml:space="preserve">not.</w:t>
+      </w:r>
+      <w:r>
+        <w:t xml:space="preserve"> </w:t>
+      </w:r>
+      <w:r>
+        <w:rPr>
+          <w:rStyle w:val="VerbatimChar"/>
+        </w:rPr>
+        <w:t xml:space="preserve">max U / max B</w:t>
+      </w:r>
+      <w:r>
+        <w:t xml:space="preserve"> </w:t>
+      </w:r>
+      <w:r>
+        <w:t xml:space="preserve">scales linearly in</w:t>
+      </w:r>
+      <w:r>
+        <w:t xml:space="preserve"> </w:t>
+      </w:r>
+      <w:r>
+        <w:rPr>
+          <w:rStyle w:val="VerbatimChar"/>
+        </w:rPr>
+        <w:t xml:space="preserve">E[t_ai]</w:t>
+      </w:r>
+      <w:r>
+        <w:t xml:space="preserve">, so two research groups</w:t>
+      </w:r>
+      <w:r>
+        <w:t xml:space="preserve"> </w:t>
+      </w:r>
+      <w:r>
+        <w:t xml:space="preserve">adopting the same weights on corpora windowed differently are not using the same</w:t>
+      </w:r>
+      <w:r>
+        <w:t xml:space="preserve"> </w:t>
+      </w:r>
+      <w:r>
+        <w:t xml:space="preserve">metric, even though they report the same metric’s name. On this benchmark</w:t>
+      </w:r>
+      <w:r>
+        <w:t xml:space="preserve"> </w:t>
+      </w:r>
+      <w:r>
+        <w:rPr>
+          <w:rStyle w:val="VerbatimChar"/>
+        </w:rPr>
+        <w:t xml:space="preserve">max U</w:t>
+      </w:r>
+      <w:r>
+        <w:t xml:space="preserve"> </w:t>
+      </w:r>
+      <w:r>
+        <w:t xml:space="preserve">is 2.00186, measured;</w:t>
+      </w:r>
+      <w:r>
+        <w:t xml:space="preserve"> </w:t>
+      </w:r>
+      <w:r>
+        <w:rPr>
+          <w:rStyle w:val="VerbatimChar"/>
+        </w:rPr>
+        <w:t xml:space="preserve">max B</w:t>
+      </w:r>
+      <w:r>
+        <w:t xml:space="preserve"> </w:t>
+      </w:r>
+      <w:r>
+        <w:t xml:space="preserve">is not identifiable from outside but is at</w:t>
+      </w:r>
+      <w:r>
+        <w:t xml:space="preserve"> </w:t>
+      </w:r>
+      <w:r>
+        <w:t xml:space="preserve">least 0.49979, giving</w:t>
+      </w:r>
+      <w:r>
+        <w:t xml:space="preserve"> </w:t>
+      </w:r>
+      <w:r>
+        <w:rPr>
+          <w:rStyle w:val="VerbatimChar"/>
+        </w:rPr>
+        <w:t xml:space="preserve">max U / max B ≤ 4.01</w:t>
+      </w:r>
+      <w:r>
+        <w:t xml:space="preserve">. Against</w:t>
+      </w:r>
+      <w:r>
+        <w:t xml:space="preserve"> </w:t>
+      </w:r>
+      <w:r>
+        <w:rPr>
+          <w:rStyle w:val="VerbatimChar"/>
+        </w:rPr>
+        <w:t xml:space="preserve">B</w:t>
+      </w:r>
+      <w:r>
+        <w:t xml:space="preserve"> </w:t>
+      </w:r>
+      <w:r>
+        <w:t xml:space="preserve">at chance the measured</w:t>
+      </w:r>
+      <w:r>
+        <w:t xml:space="preserve"> </w:t>
+      </w:r>
+      <w:r>
+        <w:t xml:space="preserve">ratio is 5.70.</w:t>
+      </w:r>
+    </w:p>
+    <w:p>
+      <w:pPr>
+        <w:pStyle w:val="BodyText"/>
+      </w:pPr>
+      <w:r>
+        <w:rPr>
+          <w:bCs/>
+          <w:b/>
+        </w:rPr>
+        <w:t xml:space="preserve">(b) The unbounded term has a constant as its global maximiser.</w:t>
+      </w:r>
+      <w:r>
+        <w:t xml:space="preserve"> </w:t>
+      </w:r>
+      <w:r>
+        <w:t xml:space="preserve">Any</w:t>
+      </w:r>
+      <w:r>
+        <w:t xml:space="preserve"> </w:t>
+      </w:r>
+      <w:r>
+        <w:rPr>
+          <w:iCs/>
+          <w:i/>
+        </w:rPr>
+        <w:t xml:space="preserve">unconditioned</w:t>
+      </w:r>
+      <w:r>
+        <w:t xml:space="preserve"> </w:t>
+      </w:r>
+      <w:r>
+        <w:t xml:space="preserve">threshold-crossing earliness measure is maximised by crossing</w:t>
+      </w:r>
+      <w:r>
+        <w:t xml:space="preserve"> </w:t>
+      </w:r>
+      <w:r>
+        <w:t xml:space="preserve">immediately and never returning; this holds for TTA and STTA as defined here.</w:t>
+      </w:r>
+      <w:r>
+        <w:t xml:space="preserve"> </w:t>
+      </w:r>
+      <w:r>
+        <w:t xml:space="preserve">The maximiser reads no input, so the term it maximises can carry no information</w:t>
+      </w:r>
+      <w:r>
+        <w:t xml:space="preserve"> </w:t>
+      </w:r>
+      <w:r>
+        <w:t xml:space="preserve">about the input. The qualifier matters and is the seed of the fix: an earliness</w:t>
+      </w:r>
+      <w:r>
+        <w:t xml:space="preserve"> </w:t>
+      </w:r>
+      <w:r>
+        <w:t xml:space="preserve">measure that is</w:t>
+      </w:r>
+      <w:r>
+        <w:t xml:space="preserve"> </w:t>
+      </w:r>
+      <w:r>
+        <w:rPr>
+          <w:iCs/>
+          <w:i/>
+        </w:rPr>
+        <w:t xml:space="preserve">conditioned</w:t>
+      </w:r>
+      <w:r>
+        <w:t xml:space="preserve"> </w:t>
+      </w:r>
+      <w:r>
+        <w:t xml:space="preserve">— restricted to correctly classified clips, or</w:t>
+      </w:r>
+      <w:r>
+        <w:t xml:space="preserve"> </w:t>
+      </w:r>
+      <w:r>
+        <w:t xml:space="preserve">evaluated at a fixed operating point of the discrimination metric, or penalised</w:t>
+      </w:r>
+      <w:r>
+        <w:t xml:space="preserve"> </w:t>
+      </w:r>
+      <w:r>
+        <w:t xml:space="preserve">by the false-alarm rate — is not maximised by a constant. §7.2 recommends</w:t>
+      </w:r>
+      <w:r>
+        <w:t xml:space="preserve"> </w:t>
+      </w:r>
+      <w:r>
+        <w:t xml:space="preserve">exactly such a variant.</w:t>
+      </w:r>
+    </w:p>
+    <w:p>
+      <w:pPr>
+        <w:pStyle w:val="BodyText"/>
+      </w:pPr>
+      <w:r>
+        <w:rPr>
+          <w:bCs/>
+          <w:b/>
+        </w:rPr>
+        <w:t xml:space="preserve">(c) Consequently the separating power of the score lies in</w:t>
       </w:r>
       <w:r>
         <w:rPr>
@@ -6586,13 +8637,13 @@
         <w:t xml:space="preserve"> </w:t>
       </w:r>
       <w:r>
-        <w:t xml:space="preserve">All</w:t>
-      </w:r>
-      <w:r>
-        <w:t xml:space="preserve"> </w:t>
-      </w:r>
-      <w:r>
-        <w:t xml:space="preserve">competitive submissions saturate or nearly saturate</w:t>
+        <w:t xml:space="preserve">To the</w:t>
+      </w:r>
+      <w:r>
+        <w:t xml:space="preserve"> </w:t>
+      </w:r>
+      <w:r>
+        <w:t xml:space="preserve">extent that a submission crosses the threshold early and holds it, its</w:t>
       </w:r>
       <w:r>
         <w:t xml:space="preserve"> </w:t>
@@ -6604,13 +8655,16 @@
         <w:t xml:space="preserve">U</w:t>
       </w:r>
       <w:r>
-        <w:t xml:space="preserve">; they are separated only</w:t>
-      </w:r>
-      <w:r>
-        <w:t xml:space="preserve"> </w:t>
-      </w:r>
-      <w:r>
-        <w:t xml:space="preserve">by</w:t>
+        <w:t xml:space="preserve"> </w:t>
+      </w:r>
+      <w:r>
+        <w:t xml:space="preserve">is at</w:t>
+      </w:r>
+      <w:r>
+        <w:t xml:space="preserve"> </w:t>
+      </w:r>
+      <w:r>
+        <w:t xml:space="preserve">or near the maximum and it is separated from other such submissions only by</w:t>
       </w:r>
       <w:r>
         <w:t xml:space="preserve"> </w:t>
@@ -6622,19 +8676,25 @@
         <w:t xml:space="preserve">B</w:t>
       </w:r>
       <w:r>
-        <w:t xml:space="preserve">. A composite metric whose stated purpose is to reward both discrimination</w:t>
-      </w:r>
-      <w:r>
-        <w:t xml:space="preserve"> </w:t>
-      </w:r>
-      <w:r>
-        <w:t xml:space="preserve">and earliness in practice ranks on discrimination alone — inside an envelope</w:t>
-      </w:r>
-      <w:r>
-        <w:t xml:space="preserve"> </w:t>
-      </w:r>
-      <w:r>
-        <w:t xml:space="preserve">five times smaller than the constant everyone receives.</w:t>
+        <w:t xml:space="preserve">.</w:t>
+      </w:r>
+      <w:r>
+        <w:t xml:space="preserve"> </w:t>
+      </w:r>
+      <w:r>
+        <w:t xml:space="preserve">We cannot verify this for any particular entry — we have no team’s curves but</w:t>
+      </w:r>
+      <w:r>
+        <w:t xml:space="preserve"> </w:t>
+      </w:r>
+      <w:r>
+        <w:t xml:space="preserve">our own — so we state it as what the metric’s algebra implies for early-crossing</w:t>
+      </w:r>
+      <w:r>
+        <w:t xml:space="preserve"> </w:t>
+      </w:r>
+      <w:r>
+        <w:t xml:space="preserve">submissions, not as an observation about anyone’s system.</w:t>
       </w:r>
     </w:p>
     <w:p>
@@ -6642,13 +8702,34 @@
         <w:pStyle w:val="BodyText"/>
       </w:pPr>
       <w:r>
-        <w:t xml:space="preserve">Point (c) is the reason the failure is hard to notice from inside. The</w:t>
-      </w:r>
-      <w:r>
-        <w:t xml:space="preserve"> </w:t>
-      </w:r>
-      <w:r>
-        <w:t xml:space="preserve">leaderboard</w:t>
+        <w:t xml:space="preserve">Point (c) is why the failure is hard to notice from inside. A leaderboard of</w:t>
+      </w:r>
+      <w:r>
+        <w:t xml:space="preserve"> </w:t>
+      </w:r>
+      <w:r>
+        <w:t xml:space="preserve">this shape can still order methods usefully, because</w:t>
+      </w:r>
+      <w:r>
+        <w:t xml:space="preserve"> </w:t>
+      </w:r>
+      <w:r>
+        <w:rPr>
+          <w:rStyle w:val="VerbatimChar"/>
+        </w:rPr>
+        <w:t xml:space="preserve">B</w:t>
+      </w:r>
+      <w:r>
+        <w:t xml:space="preserve"> </w:t>
+      </w:r>
+      <w:r>
+        <w:t xml:space="preserve">still varies. What is</w:t>
+      </w:r>
+      <w:r>
+        <w:t xml:space="preserve"> </w:t>
+      </w:r>
+      <w:r>
+        <w:t xml:space="preserve">invisible without a control is that the</w:t>
       </w:r>
       <w:r>
         <w:t xml:space="preserve"> </w:t>
@@ -6658,61 +8739,31 @@
           <w:iCs/>
           <w:i/>
         </w:rPr>
-        <w:t xml:space="preserve">does</w:t>
-      </w:r>
-      <w:r>
-        <w:t xml:space="preserve"> </w:t>
-      </w:r>
-      <w:r>
-        <w:t xml:space="preserve">order methods sensibly: better systems do rank higher, via</w:t>
-      </w:r>
-      <w:r>
-        <w:t xml:space="preserve"> </w:t>
-      </w:r>
-      <w:r>
-        <w:t xml:space="preserve">AP and AUC. What is invisible without a control is that the number attached to</w:t>
-      </w:r>
-      <w:r>
-        <w:t xml:space="preserve"> </w:t>
-      </w:r>
-      <w:r>
-        <w:t xml:space="preserve">each of them is dominated by a term they all receive for free, so the</w:t>
-      </w:r>
-      <w:r>
-        <w:t xml:space="preserve"> </w:t>
-      </w:r>
-      <w:r>
-        <w:rPr>
-          <w:iCs/>
-          <w:i/>
-        </w:rPr>
-        <w:t xml:space="preserve">reported</w:t>
-      </w:r>
-      <w:r>
-        <w:rPr>
-          <w:iCs/>
-          <w:i/>
-        </w:rPr>
-        <w:t xml:space="preserve"> </w:t>
-      </w:r>
-      <w:r>
-        <w:rPr>
-          <w:iCs/>
-          <w:i/>
-        </w:rPr>
-        <w:t xml:space="preserve">score</w:t>
-      </w:r>
-      <w:r>
-        <w:t xml:space="preserve"> </w:t>
-      </w:r>
-      <w:r>
-        <w:t xml:space="preserve">— the thing that goes into a paper’s table and gets compared across</w:t>
-      </w:r>
-      <w:r>
-        <w:t xml:space="preserve"> </w:t>
-      </w:r>
-      <w:r>
-        <w:t xml:space="preserve">publications — is mostly a constant.</w:t>
+        <w:t xml:space="preserve">number</w:t>
+      </w:r>
+      <w:r>
+        <w:t xml:space="preserve"> </w:t>
+      </w:r>
+      <w:r>
+        <w:t xml:space="preserve">attached to each of them is</w:t>
+      </w:r>
+      <w:r>
+        <w:t xml:space="preserve"> </w:t>
+      </w:r>
+      <w:r>
+        <w:t xml:space="preserve">dominated by a term available for free, so the reported score — the thing that</w:t>
+      </w:r>
+      <w:r>
+        <w:t xml:space="preserve"> </w:t>
+      </w:r>
+      <w:r>
+        <w:t xml:space="preserve">goes into a paper’s table and gets compared across publications — is mostly a</w:t>
+      </w:r>
+      <w:r>
+        <w:t xml:space="preserve"> </w:t>
+      </w:r>
+      <w:r>
+        <w:t xml:space="preserve">constant.</w:t>
       </w:r>
     </w:p>
     <w:p>
@@ -6848,7 +8899,7 @@
       <w:pPr>
         <w:numPr>
           <w:ilvl w:val="0"/>
-          <w:numId w:val="1003"/>
+          <w:numId w:val="1004"/>
         </w:numPr>
       </w:pPr>
       <w:r>
@@ -6899,7 +8950,7 @@
       <w:pPr>
         <w:numPr>
           <w:ilvl w:val="0"/>
-          <w:numId w:val="1003"/>
+          <w:numId w:val="1004"/>
         </w:numPr>
       </w:pPr>
       <w:r>
@@ -6907,31 +8958,19 @@
           <w:bCs/>
           <w:b/>
         </w:rPr>
-        <w:t xml:space="preserve">Bound the earliness term before summing it.</w:t>
-      </w:r>
-      <w:r>
-        <w:t xml:space="preserve"> </w:t>
-      </w:r>
-      <w:r>
-        <w:t xml:space="preserve">Either normalise per clip —</w:t>
-      </w:r>
-      <w:r>
-        <w:t xml:space="preserve"> </w:t>
-      </w:r>
-      <w:r>
-        <w:rPr>
-          <w:rStyle w:val="VerbatimChar"/>
-        </w:rPr>
-        <w:t xml:space="preserve">TTA/t_ai ∈ [0,1]</w:t>
-      </w:r>
-      <w:r>
-        <w:t xml:space="preserve">, so a constant scores 1 and cannot exceed it — or do not</w:t>
-      </w:r>
-      <w:r>
-        <w:t xml:space="preserve"> </w:t>
-      </w:r>
-      <w:r>
-        <w:t xml:space="preserve">sum at all: report earliness</w:t>
+        <w:t xml:space="preserve">Bound the earliness term, and condition it.</w:t>
+      </w:r>
+      <w:r>
+        <w:t xml:space="preserve"> </w:t>
+      </w:r>
+      <w:r>
+        <w:t xml:space="preserve">These are two separate</w:t>
+      </w:r>
+      <w:r>
+        <w:t xml:space="preserve"> </w:t>
+      </w:r>
+      <w:r>
+        <w:t xml:space="preserve">repairs and both are needed.</w:t>
       </w:r>
       <w:r>
         <w:t xml:space="preserve"> </w:t>
@@ -6941,32 +8980,97 @@
           <w:iCs/>
           <w:i/>
         </w:rPr>
-        <w:t xml:space="preserve">conditional on</w:t>
-      </w:r>
-      <w:r>
-        <w:t xml:space="preserve"> </w:t>
-      </w:r>
-      <w:r>
-        <w:t xml:space="preserve">a fixed operating point of the</w:t>
-      </w:r>
-      <w:r>
-        <w:t xml:space="preserve"> </w:t>
-      </w:r>
-      <w:r>
-        <w:t xml:space="preserve">discrimination metric, e.g. mean TTA at 80% recall. Summing an unbounded term</w:t>
-      </w:r>
-      <w:r>
-        <w:t xml:space="preserve"> </w:t>
-      </w:r>
-      <w:r>
-        <w:t xml:space="preserve">into a bounded one makes the composite depend on windowing. (§6a)</w:t>
+        <w:t xml:space="preserve">Bounding</w:t>
+      </w:r>
+      <w:r>
+        <w:t xml:space="preserve"> </w:t>
+      </w:r>
+      <w:r>
+        <w:t xml:space="preserve">— normalising per clip so</w:t>
+      </w:r>
+      <w:r>
+        <w:t xml:space="preserve"> </w:t>
+      </w:r>
+      <w:r>
+        <w:rPr>
+          <w:rStyle w:val="VerbatimChar"/>
+        </w:rPr>
+        <w:t xml:space="preserve">TTA/t_ai ∈ [0,1]</w:t>
+      </w:r>
+      <w:r>
+        <w:t xml:space="preserve"> </w:t>
+      </w:r>
+      <w:r>
+        <w:t xml:space="preserve">— stops the term dominating the sum and stops the metric</w:t>
+      </w:r>
+      <w:r>
+        <w:t xml:space="preserve"> </w:t>
+      </w:r>
+      <w:r>
+        <w:t xml:space="preserve">depending on how the corpus was windowed; it does</w:t>
+      </w:r>
+      <w:r>
+        <w:t xml:space="preserve"> </w:t>
+      </w:r>
+      <w:r>
+        <w:rPr>
+          <w:bCs/>
+          <w:b/>
+        </w:rPr>
+        <w:t xml:space="preserve">not</w:t>
+      </w:r>
+      <w:r>
+        <w:t xml:space="preserve"> </w:t>
+      </w:r>
+      <w:r>
+        <w:t xml:space="preserve">remove the constant</w:t>
+      </w:r>
+      <w:r>
+        <w:t xml:space="preserve"> </w:t>
+      </w:r>
+      <w:r>
+        <w:t xml:space="preserve">as maximiser, which still scores 1 and still gets it for free.</w:t>
+      </w:r>
+      <w:r>
+        <w:t xml:space="preserve"> </w:t>
+      </w:r>
+      <w:r>
+        <w:rPr>
+          <w:iCs/>
+          <w:i/>
+        </w:rPr>
+        <w:t xml:space="preserve">Conditioning</w:t>
+      </w:r>
+      <w:r>
+        <w:t xml:space="preserve"> </w:t>
+      </w:r>
+      <w:r>
+        <w:t xml:space="preserve">is what removes the exploit: report earliness at a fixed operating point of</w:t>
+      </w:r>
+      <w:r>
+        <w:t xml:space="preserve"> </w:t>
+      </w:r>
+      <w:r>
+        <w:t xml:space="preserve">the discrimination metric — mean TTA at 80% recall is the established form —</w:t>
+      </w:r>
+      <w:r>
+        <w:t xml:space="preserve"> </w:t>
+      </w:r>
+      <w:r>
+        <w:t xml:space="preserve">so that a submission must first classify before its earliness is counted. If</w:t>
+      </w:r>
+      <w:r>
+        <w:t xml:space="preserve"> </w:t>
+      </w:r>
+      <w:r>
+        <w:t xml:space="preserve">only one is adopted, adopt conditioning. (§6a, §6b)</w:t>
       </w:r>
     </w:p>
     <w:p>
       <w:pPr>
         <w:numPr>
           <w:ilvl w:val="0"/>
-          <w:numId w:val="1003"/>
+          <w:numId w:val="1004"/>
         </w:numPr>
       </w:pPr>
       <w:r>
@@ -7023,7 +9127,7 @@
       <w:pPr>
         <w:numPr>
           <w:ilvl w:val="0"/>
-          <w:numId w:val="1003"/>
+          <w:numId w:val="1004"/>
         </w:numPr>
       </w:pPr>
       <w:r>
@@ -7056,7 +9160,7 @@
       <w:pPr>
         <w:numPr>
           <w:ilvl w:val="0"/>
-          <w:numId w:val="1003"/>
+          <w:numId w:val="1004"/>
         </w:numPr>
       </w:pPr>
       <w:r>
@@ -7089,7 +9193,7 @@
       <w:pPr>
         <w:numPr>
           <w:ilvl w:val="0"/>
-          <w:numId w:val="1003"/>
+          <w:numId w:val="1004"/>
         </w:numPr>
       </w:pPr>
       <w:r>
@@ -7179,19 +9283,25 @@
         <w:t xml:space="preserve"> </w:t>
       </w:r>
       <w:r>
-        <w:t xml:space="preserve">Withholding the weights adds nothing — an entrant cannot exploit them without</w:t>
-      </w:r>
-      <w:r>
-        <w:t xml:space="preserve"> </w:t>
-      </w:r>
-      <w:r>
-        <w:t xml:space="preserve">labels — while preventing exactly the sanity check that would have surfaced this</w:t>
-      </w:r>
-      <w:r>
-        <w:t xml:space="preserve"> </w:t>
-      </w:r>
-      <w:r>
-        <w:t xml:space="preserve">before the competition opened.</w:t>
+        <w:t xml:space="preserve">Withholding the weights does not prevent the metric being exploited — this paper</w:t>
+      </w:r>
+      <w:r>
+        <w:t xml:space="preserve"> </w:t>
+      </w:r>
+      <w:r>
+        <w:t xml:space="preserve">exploited it comprehensively without them, and eighteen submissions were enough</w:t>
+      </w:r>
+      <w:r>
+        <w:t xml:space="preserve"> </w:t>
+      </w:r>
+      <w:r>
+        <w:t xml:space="preserve">to recover most of its structure — while it does prevent the one-line sanity</w:t>
+      </w:r>
+      <w:r>
+        <w:t xml:space="preserve"> </w:t>
+      </w:r>
+      <w:r>
+        <w:t xml:space="preserve">check that would have surfaced the problem before the competition opened.</w:t>
       </w:r>
     </w:p>
     <w:p>
@@ -7437,6 +9547,133 @@
           <w:bCs/>
           <w:b/>
         </w:rPr>
+        <w:t xml:space="preserve">One discrepancy in the crossing-frame model is open.</w:t>
+      </w:r>
+      <w:r>
+        <w:t xml:space="preserve"> </w:t>
+      </w:r>
+      <w:r>
+        <w:rPr>
+          <w:rStyle w:val="VerbatimChar"/>
+        </w:rPr>
+        <w:t xml:space="preserve">linear_ramp</w:t>
+      </w:r>
+      <w:r>
+        <w:t xml:space="preserve"> </w:t>
+      </w:r>
+      <w:r>
+        <w:t xml:space="preserve">scores</w:t>
+      </w:r>
+      <w:r>
+        <w:t xml:space="preserve"> </w:t>
+      </w:r>
+      <w:r>
+        <w:t xml:space="preserve">0.037 below three curves that cross the threshold at the same frame (§5.3), and</w:t>
+      </w:r>
+      <w:r>
+        <w:t xml:space="preserve"> </w:t>
+      </w:r>
+      <w:r>
+        <w:t xml:space="preserve">the segment slopes are not monotone as the model requires (§5.4). The</w:t>
+      </w:r>
+      <w:r>
+        <w:t xml:space="preserve"> </w:t>
+      </w:r>
+      <w:r>
+        <w:t xml:space="preserve">diagnostics that separate the candidate explanations have been submitted and</w:t>
+      </w:r>
+      <w:r>
+        <w:t xml:space="preserve"> </w:t>
+      </w:r>
+      <w:r>
+        <w:t xml:space="preserve">will be reported. Neither the headline result nor the timing total depends on</w:t>
+      </w:r>
+      <w:r>
+        <w:t xml:space="preserve"> </w:t>
+      </w:r>
+      <w:r>
+        <w:t xml:space="preserve">the resolution — both are measured between flat curves — but the</w:t>
+      </w:r>
+      <w:r>
+        <w:t xml:space="preserve"> </w:t>
+      </w:r>
+      <w:r>
+        <w:rPr>
+          <w:iCs/>
+          <w:i/>
+        </w:rPr>
+        <w:t xml:space="preserve">split</w:t>
+      </w:r>
+      <w:r>
+        <w:t xml:space="preserve"> </w:t>
+      </w:r>
+      <w:r>
+        <w:t xml:space="preserve">of the</w:t>
+      </w:r>
+      <w:r>
+        <w:t xml:space="preserve"> </w:t>
+      </w:r>
+      <w:r>
+        <w:t xml:space="preserve">timing total between TTA and STTA, and the interpretation of the fit as exact,</w:t>
+      </w:r>
+      <w:r>
+        <w:t xml:space="preserve"> </w:t>
+      </w:r>
+      <w:r>
+        <w:t xml:space="preserve">do.</w:t>
+      </w:r>
+    </w:p>
+    <w:p>
+      <w:pPr>
+        <w:pStyle w:val="BodyText"/>
+      </w:pPr>
+      <w:r>
+        <w:rPr>
+          <w:bCs/>
+          <w:b/>
+        </w:rPr>
+        <w:t xml:space="preserve">The character of the venue.</w:t>
+      </w:r>
+      <w:r>
+        <w:t xml:space="preserve"> </w:t>
+      </w:r>
+      <w:r>
+        <w:t xml:space="preserve">This is a community competition with an</w:t>
+      </w:r>
+      <w:r>
+        <w:t xml:space="preserve"> </w:t>
+      </w:r>
+      <w:r>
+        <w:t xml:space="preserve">undisclosed custom metric, not a long-running benchmark with a published scorer.</w:t>
+      </w:r>
+      <w:r>
+        <w:t xml:space="preserve"> </w:t>
+      </w:r>
+      <w:r>
+        <w:t xml:space="preserve">That is what made the probe experiment possible; it also means we cannot inspect</w:t>
+      </w:r>
+      <w:r>
+        <w:t xml:space="preserve"> </w:t>
+      </w:r>
+      <w:r>
+        <w:t xml:space="preserve">the scoring code, and every statement about the metric’s implementation in this</w:t>
+      </w:r>
+      <w:r>
+        <w:t xml:space="preserve"> </w:t>
+      </w:r>
+      <w:r>
+        <w:t xml:space="preserve">paper is an inference from its outputs.</w:t>
+      </w:r>
+    </w:p>
+    <w:p>
+      <w:pPr>
+        <w:pStyle w:val="BodyText"/>
+      </w:pPr>
+      <w:r>
+        <w:rPr>
+          <w:bCs/>
+          <w:b/>
+        </w:rPr>
         <w:t xml:space="preserve">Our own system’s placement is not evidence about it.</w:t>
       </w:r>
       <w:r>
@@ -7679,7 +9916,13 @@
         <w:t xml:space="preserve"> </w:t>
       </w:r>
       <w:r>
-        <w:t xml:space="preserve">inference: a model given only half of each input scored far above chance,</w:t>
+        <w:t xml:space="preserve">inference (Gururangan et al., 2018; Poliak et al., 2018): a model given only</w:t>
+      </w:r>
+      <w:r>
+        <w:t xml:space="preserve"> </w:t>
+      </w:r>
+      <w:r>
+        <w:t xml:space="preserve">half of each input scored far above chance,</w:t>
       </w:r>
       <w:r>
         <w:t xml:space="preserve"> </w:t>
@@ -7752,37 +9995,55 @@
         <w:t xml:space="preserve"> </w:t>
       </w:r>
       <w:r>
-        <w:t xml:space="preserve">5.70 times the discrimination terms, they are maximised exactly by a constant</w:t>
-      </w:r>
-      <w:r>
-        <w:t xml:space="preserve"> </w:t>
-      </w:r>
-      <w:r>
-        <w:t xml:space="preserve">that reads no pixels, and that constant scores 94.1% of the winning entry and</w:t>
-      </w:r>
-      <w:r>
-        <w:t xml:space="preserve"> </w:t>
-      </w:r>
-      <w:r>
-        <w:t xml:space="preserve">ties the eighth-placed team to five decimal places. Using eighteen video-blind</w:t>
-      </w:r>
-      <w:r>
-        <w:t xml:space="preserve"> </w:t>
-      </w:r>
-      <w:r>
-        <w:t xml:space="preserve">submissions as probes we recovered the metric’s functional form from outside the</w:t>
-      </w:r>
-      <w:r>
-        <w:t xml:space="preserve"> </w:t>
-      </w:r>
-      <w:r>
-        <w:t xml:space="preserve">competition, predicting held-out submissions to 6×10⁻⁵, and along the way</w:t>
-      </w:r>
-      <w:r>
-        <w:t xml:space="preserve"> </w:t>
-      </w:r>
-      <w:r>
-        <w:t xml:space="preserve">recovered the support of the withheld accident-onset distribution.</w:t>
+        <w:t xml:space="preserve">5.70 times what the discrimination terms are worth to a blind submission, they</w:t>
+      </w:r>
+      <w:r>
+        <w:t xml:space="preserve"> </w:t>
+      </w:r>
+      <w:r>
+        <w:t xml:space="preserve">are maximised exactly by a constant that reads no pixels, and that constant</w:t>
+      </w:r>
+      <w:r>
+        <w:t xml:space="preserve"> </w:t>
+      </w:r>
+      <w:r>
+        <w:t xml:space="preserve">scores within 0.14874 of the winning entry and matches the eighth-placed team’s</w:t>
+      </w:r>
+      <w:r>
+        <w:t xml:space="preserve"> </w:t>
+      </w:r>
+      <w:r>
+        <w:t xml:space="preserve">score at the precision the leaderboard displays. Using eighteen video-blind</w:t>
+      </w:r>
+      <w:r>
+        <w:t xml:space="preserve"> </w:t>
+      </w:r>
+      <w:r>
+        <w:t xml:space="preserve">submissions as probes we recovered most of the metric’s functional form from</w:t>
+      </w:r>
+      <w:r>
+        <w:t xml:space="preserve"> </w:t>
+      </w:r>
+      <w:r>
+        <w:t xml:space="preserve">outside the competition — predicting held-out step-like curves to within</w:t>
+      </w:r>
+      <w:r>
+        <w:t xml:space="preserve"> </w:t>
+      </w:r>
+      <w:r>
+        <w:t xml:space="preserve">6.4×10⁻³, failing on one graded curve in a way we report rather than smooth —</w:t>
+      </w:r>
+      <w:r>
+        <w:t xml:space="preserve"> </w:t>
+      </w:r>
+      <w:r>
+        <w:t xml:space="preserve">and along the way recovered the support and mean of the withheld accident-onset</w:t>
+      </w:r>
+      <w:r>
+        <w:t xml:space="preserve"> </w:t>
+      </w:r>
+      <w:r>
+        <w:t xml:space="preserve">distribution.</w:t>
       </w:r>
     </w:p>
     <w:p>
@@ -7835,19 +10096,43 @@
         <w:pStyle w:val="FirstParagraph"/>
       </w:pPr>
       <w:r>
-        <w:t xml:space="preserve">All code, all eighteen submission files, and the complete score log are at</w:t>
-      </w:r>
-      <w:r>
-        <w:t xml:space="preserve"> </w:t>
-      </w:r>
-      <w:r>
-        <w:rPr>
-          <w:rStyle w:val="VerbatimChar"/>
-        </w:rPr>
-        <w:t xml:space="preserve">github.com/sudaroli1/precrash</w:t>
-      </w:r>
-      <w:r>
-        <w:t xml:space="preserve">. The central result is nine characters:</w:t>
+        <w:t xml:space="preserve">All code, all submission files, and the complete score log will be released on</w:t>
+      </w:r>
+      <w:r>
+        <w:t xml:space="preserve"> </w:t>
+      </w:r>
+      <w:r>
+        <w:t xml:space="preserve">publication.</w:t>
+      </w:r>
+      <w:r>
+        <w:t xml:space="preserve"> </w:t>
+      </w:r>
+      <w:r>
+        <w:rPr>
+          <w:iCs/>
+          <w:i/>
+        </w:rPr>
+        <w:t xml:space="preserve">(Repository URL withheld here for double-blind review; it is</w:t>
+      </w:r>
+      <w:r>
+        <w:rPr>
+          <w:iCs/>
+          <w:i/>
+        </w:rPr>
+        <w:t xml:space="preserve"> </w:t>
+      </w:r>
+      <w:r>
+        <w:rPr>
+          <w:iCs/>
+          <w:i/>
+        </w:rPr>
+        <w:t xml:space="preserve">supplied to the editor.)</w:t>
+      </w:r>
+      <w:r>
+        <w:t xml:space="preserve"> </w:t>
+      </w:r>
+      <w:r>
+        <w:t xml:space="preserve">The central result is one line:</w:t>
       </w:r>
     </w:p>
     <w:p>
@@ -8327,6 +10612,9 @@
     <w:abstractNumId w:val="991"/>
   </w:num>
   <w:num w:numId="1003">
+    <w:abstractNumId w:val="991"/>
+  </w:num>
+  <w:num w:numId="1004">
     <w:abstractNumId w:val="99411"/>
     <w:lvlOverride w:ilvl="0">
       <w:startOverride w:val="1"/>
